--- a/Inertia_Protocol_Technical_Report.docx
+++ b/Inertia_Protocol_Technical_Report.docx
@@ -2891,7 +2891,7 @@
           <w:sz w:val="22"/>
           <w:szCs w:val="22"/>
         </w:rPr>
-        <w:t xml:space="preserve">Everything in this section is reconstructed directly from the project's own git history — real, dated commits, not a recollection of events. The repository's first commit is dated 2026-07-27; this report was first assembled on 2026-08-02 and updated on 2026-08-03 to cover the account-ordering redesign and real devnet deployment described in Section 12.9. The commit hashes below can be checked directly against the repository.</w:t>
+        <w:t xml:space="preserve">Everything in this section is reconstructed directly from the project's own git history — real, dated commits, not a recollection of events. The repository's first commit is dated 2026-07-27; this report was first assembled on 2026-08-02 and updated on 2026-08-03 to cover the account-ordering redesign, real devnet deployment, and the execute_swap fuzz-coverage extension described in Sections 12.9 and 12.10. The commit hashes below can be checked directly against the repository.</w:t>
       </w:r>
     </w:p>
     <w:p>
@@ -3358,6 +3358,61 @@
           <w:szCs w:val="22"/>
         </w:rPr>
         <w:t xml:space="preserve">With the redesigned contract redeployed to devnet (same program ID, a real program-upgrade transaction), a real Orca Whirlpools client (packages/keeper/src/orcaSwap.ts, Section 18.1) was built using Orca's own SDK and run end to end: real devnet SOL was wrapped into a real token account, a real escrow was created and executed against a real, live, high-liquidity Whirlpool pool, and real swap output was received and verified. The treasury's on-chain balance confirmed this executed as a genuine rescue (its balance increased by exactly the documented 5% share), meaning the full mechanism — anti-snipe tip, the 90/5/5 split, keeper payout — was exercised for real against external infrastructure, not only against a program built for this project.</w:t>
+      </w:r>
+    </w:p>
+    <w:p>
+      <w:pPr>
+        <w:pStyle w:val="Heading3"/>
+        <w:spacing w:after="120" w:before="240"/>
+      </w:pPr>
+      <w:r>
+        <w:rPr>
+          <w:b/>
+          <w:bCs/>
+        </w:rPr>
+        <w:t xml:space="preserve">12.10 Day 8, continued: closing the execute_swap fuzz gap</w:t>
+      </w:r>
+    </w:p>
+    <w:p>
+      <w:pPr>
+        <w:spacing w:after="160" w:line="276"/>
+        <w:jc w:val="both"/>
+      </w:pPr>
+      <w:r>
+        <w:rPr>
+          <w:rFonts w:ascii="Calibri" w:cs="Calibri" w:eastAsia="Calibri" w:hAnsi="Calibri"/>
+          <w:sz w:val="22"/>
+          <w:szCs w:val="22"/>
+        </w:rPr>
+        <w:t xml:space="preserve">With devnet deployment and the Orca integration proven, the next item was the fuzz-coverage gap this report itself had flagged repeatedly as the most urgent open item: execute_swap had integration-test coverage but no property-based fuzz coverage at all, and the account-ordering redesign (Section 7.2) made that gap more consequential, not less, since it was the newest, least-reviewed logic in the contract. Trident's own codegen had already generated the instruction-builder types for execute_swap and for mock-dex's swap instruction, since both programs were already registered in Trident.toml for local-validator testing purposes — meaning the fuzz harness extension did not require new scaffolding, only new flows and a real swap-venue setup helper, mirroring the pattern already proven in the TypeScript integration suite and the devnet demo scripts.</w:t>
+      </w:r>
+    </w:p>
+    <w:p>
+      <w:pPr>
+        <w:spacing w:after="160" w:line="276"/>
+        <w:jc w:val="both"/>
+      </w:pPr>
+      <w:r>
+        <w:rPr>
+          <w:rFonts w:ascii="Calibri" w:cs="Calibri" w:eastAsia="Calibri" w:hAnsi="Calibri"/>
+          <w:sz w:val="22"/>
+          <w:szCs w:val="22"/>
+        </w:rPr>
+        <w:t xml:space="preserve">Six new flows were added (full list and results in Section 15), covering the ordinary fast path, the anti-snipe decay curve at randomized points across the full 15-slot window rather than the integration suite's two fixed endpoints, the slippage floor, and — the flow most directly targeting the newest code — deliberately removing one of the three security-critical accounts from a randomly chosen position in remaining_accounts and asserting the contract always rejects it. The extension compiled clean on the first attempt against Trident's own generated types; the one real fix needed during development was environmental, not logical, and matched a class of issue already documented earlier in this project's history (Section 12.2, Section 12.6): a fuzzed tip transfer to a real, hardcoded Jito tip account needed that account pre-funded within the fuzz environment first, since a fresh, never-touched account in a fuzz SVM is subject to the same rent-exemption minimum a fresh local-validator account is.</w:t>
+      </w:r>
+    </w:p>
+    <w:p>
+      <w:pPr>
+        <w:spacing w:after="160" w:line="276"/>
+        <w:jc w:val="both"/>
+      </w:pPr>
+      <w:r>
+        <w:rPr>
+          <w:rFonts w:ascii="Calibri" w:cs="Calibri" w:eastAsia="Calibri" w:hAnsi="Calibri"/>
+          <w:sz w:val="22"/>
+          <w:szCs w:val="22"/>
+        </w:rPr>
+        <w:t xml:space="preserve">The full campaign ran clean on the first real attempt: 100,000 top-level iterations, zero assertion panics, roughly 663,600 total instruction invocations (up from roughly 420,000 before this extension). The anti-snipe-specific flows alone accounted for roughly 18,000 combined randomized trials across the full decay curve, all matching the exact values a Rust port of the contract's own formula predicted.</w:t>
       </w:r>
     </w:p>
     <w:p>
@@ -3402,7 +3457,25 @@
           <w:sz w:val="22"/>
           <w:szCs w:val="22"/>
         </w:rPr>
-        <w:t xml:space="preserve">execute_swap itself has no dedicated fuzz-testing coverage yet. The Trident campaign (Section 15) currently fuzzes only self_rescue and cleanup_expired_escrow — the two simplest instructions in terms of state transitions. The anti-snipe tip mechanism, the CPI relay logic, and the slippage-floor check have integration-test coverage (Section 14) but not property-based fuzz coverage. This is now more consequential than when originally written: the generic account-ordering logic in Section 7.2 is new, security-relevant code (added 2026-08-03) that has been through the same 8-test integration suite as the rest of the contract, but not yet the depth of adversarial review the original tip-check and ownership findings came from (Section 12.3), and not fuzz coverage at all.</w:t>
+        <w:t xml:space="preserve">execute_swap now has property-based fuzz coverage (Section 15, added 2026-08-03), including the anti-snipe decay curve at randomized points, the slippage floor, and the account-presence checks from the account-ordering redesign — closing what this report previously listed as its most urgent gap. What that coverage does not include: a real external swap program. The fuzz campaign runs entirely against mock-dex, since Trident requires a program binary registered locally; the devnet proof against Orca Whirlpools (Section 12.9, Section 18.1) is what covers real-world compatibility, and the two are complementary rather than either one substituting for the other.</w:t>
+      </w:r>
+    </w:p>
+    <w:p>
+      <w:pPr>
+        <w:pStyle w:val="ListParagraph"/>
+        <w:numPr>
+          <w:ilvl w:val="0"/>
+          <w:numId w:val="1"/>
+        </w:numPr>
+        <w:spacing w:after="100" w:line="270"/>
+      </w:pPr>
+      <w:r>
+        <w:rPr>
+          <w:rFonts w:ascii="Calibri" w:cs="Calibri" w:eastAsia="Calibri" w:hAnsi="Calibri"/>
+          <w:sz w:val="22"/>
+          <w:szCs w:val="22"/>
+        </w:rPr>
+        <w:t xml:space="preserve">The generic account-ordering logic in Section 7.2 is new, security-relevant code (added 2026-08-03). It now has both integration-test coverage (8/8) and fuzz coverage (Section 15) behind it, but has not yet had the depth of independent adversarial review the original tip-check and ownership findings came from (Section 12.3), and has had no external audit.</w:t>
       </w:r>
     </w:p>
     <w:p>
@@ -4375,7 +4448,7 @@
           <w:sz w:val="22"/>
           <w:szCs w:val="22"/>
         </w:rPr>
-        <w:t xml:space="preserve">The campaign currently exercises five distinct flows, each expressing a specific on-chain invariant as an assertion the fuzzer tries to violate across randomized inputs (buffer sizes, nonces, elapsed time, signer identities):</w:t>
+        <w:t xml:space="preserve">The campaign exercises eleven distinct flows (five original, six added 2026-08-03 specifically to close the execute_swap coverage gap this report previously flagged as its most urgent open item), each expressing a specific on-chain invariant as an assertion the fuzzer tries to violate across randomized inputs (buffer sizes, nonces, elapsed slots, signer identities, input and output amounts, and — for the newest flows — how many slots into the anti-snipe decay window a rescue attempt lands):</w:t>
       </w:r>
     </w:p>
     <w:tbl>
@@ -4715,6 +4788,324 @@
           </w:p>
         </w:tc>
       </w:tr>
+      <w:tr>
+        <w:tc>
+          <w:tcPr>
+            <w:tcW w:type="dxa" w:w="3800"/>
+            <w:shd w:fill="F9FAFB" w:val="clear"/>
+            <w:tcMar>
+              <w:top w:type="dxa" w:w="80"/>
+              <w:left w:type="dxa" w:w="120"/>
+              <w:bottom w:type="dxa" w:w="80"/>
+              <w:right w:type="dxa" w:w="120"/>
+            </w:tcMar>
+            <w:vAlign w:val="center"/>
+          </w:tcPr>
+          <w:p>
+            <w:r>
+              <w:rPr>
+                <w:rFonts w:ascii="Consolas" w:cs="Consolas" w:eastAsia="Consolas" w:hAnsi="Consolas"/>
+                <w:b w:val="false"/>
+                <w:bCs w:val="false"/>
+                <w:color w:val="111827"/>
+                <w:sz w:val="20"/>
+                <w:szCs w:val="20"/>
+              </w:rPr>
+              <w:t xml:space="preserve">execute_swap_before_ttl_refunds_full_buffer</w:t>
+            </w:r>
+          </w:p>
+        </w:tc>
+        <w:tc>
+          <w:tcPr>
+            <w:tcW w:type="dxa" w:w="5226"/>
+            <w:shd w:fill="F9FAFB" w:val="clear"/>
+            <w:tcMar>
+              <w:top w:type="dxa" w:w="80"/>
+              <w:left w:type="dxa" w:w="120"/>
+              <w:bottom w:type="dxa" w:w="80"/>
+              <w:right w:type="dxa" w:w="120"/>
+            </w:tcMar>
+            <w:vAlign w:val="center"/>
+          </w:tcPr>
+          <w:p>
+            <w:r>
+              <w:rPr>
+                <w:rFonts w:ascii="Calibri" w:cs="Calibri" w:eastAsia="Calibri" w:hAnsi="Calibri"/>
+                <w:b w:val="false"/>
+                <w:bCs w:val="false"/>
+                <w:color w:val="111827"/>
+                <w:sz w:val="20"/>
+                <w:szCs w:val="20"/>
+              </w:rPr>
+              <w:t xml:space="preserve">Before TTL_SLOTS, a genuine swap against mock-dex always succeeds and always refunds the caller roughly the full buffer, for any randomized buffer size or input/output amount — the ordinary path never requires a tip.</w:t>
+            </w:r>
+          </w:p>
+        </w:tc>
+      </w:tr>
+      <w:tr>
+        <w:tc>
+          <w:tcPr>
+            <w:tcW w:type="dxa" w:w="3800"/>
+            <w:tcMar>
+              <w:top w:type="dxa" w:w="80"/>
+              <w:left w:type="dxa" w:w="120"/>
+              <w:bottom w:type="dxa" w:w="80"/>
+              <w:right w:type="dxa" w:w="120"/>
+            </w:tcMar>
+            <w:vAlign w:val="center"/>
+          </w:tcPr>
+          <w:p>
+            <w:r>
+              <w:rPr>
+                <w:rFonts w:ascii="Consolas" w:cs="Consolas" w:eastAsia="Consolas" w:hAnsi="Consolas"/>
+                <w:b w:val="false"/>
+                <w:bCs w:val="false"/>
+                <w:color w:val="111827"/>
+                <w:sz w:val="20"/>
+                <w:szCs w:val="20"/>
+              </w:rPr>
+              <w:t xml:space="preserve">execute_swap_rescue_without_tip_fails</w:t>
+            </w:r>
+          </w:p>
+        </w:tc>
+        <w:tc>
+          <w:tcPr>
+            <w:tcW w:type="dxa" w:w="5226"/>
+            <w:tcMar>
+              <w:top w:type="dxa" w:w="80"/>
+              <w:left w:type="dxa" w:w="120"/>
+              <w:bottom w:type="dxa" w:w="80"/>
+              <w:right w:type="dxa" w:w="120"/>
+            </w:tcMar>
+            <w:vAlign w:val="center"/>
+          </w:tcPr>
+          <w:p>
+            <w:r>
+              <w:rPr>
+                <w:rFonts w:ascii="Calibri" w:cs="Calibri" w:eastAsia="Calibri" w:hAnsi="Calibri"/>
+                <w:b w:val="false"/>
+                <w:bCs w:val="false"/>
+                <w:color w:val="111827"/>
+                <w:sz w:val="20"/>
+                <w:szCs w:val="20"/>
+              </w:rPr>
+              <w:t xml:space="preserve">After TTL_SLOTS, with no Jito tip instruction present at all, execute_swap always fails, at any randomized number of slots past TTL.</w:t>
+            </w:r>
+          </w:p>
+        </w:tc>
+      </w:tr>
+      <w:tr>
+        <w:tc>
+          <w:tcPr>
+            <w:tcW w:type="dxa" w:w="3800"/>
+            <w:shd w:fill="F9FAFB" w:val="clear"/>
+            <w:tcMar>
+              <w:top w:type="dxa" w:w="80"/>
+              <w:left w:type="dxa" w:w="120"/>
+              <w:bottom w:type="dxa" w:w="80"/>
+              <w:right w:type="dxa" w:w="120"/>
+            </w:tcMar>
+            <w:vAlign w:val="center"/>
+          </w:tcPr>
+          <w:p>
+            <w:r>
+              <w:rPr>
+                <w:rFonts w:ascii="Consolas" w:cs="Consolas" w:eastAsia="Consolas" w:hAnsi="Consolas"/>
+                <w:b w:val="false"/>
+                <w:bCs w:val="false"/>
+                <w:color w:val="111827"/>
+                <w:sz w:val="20"/>
+                <w:szCs w:val="20"/>
+              </w:rPr>
+              <w:t xml:space="preserve">execute_swap_rescue_with_insufficient_tip_fails</w:t>
+            </w:r>
+          </w:p>
+        </w:tc>
+        <w:tc>
+          <w:tcPr>
+            <w:tcW w:type="dxa" w:w="5226"/>
+            <w:shd w:fill="F9FAFB" w:val="clear"/>
+            <w:tcMar>
+              <w:top w:type="dxa" w:w="80"/>
+              <w:left w:type="dxa" w:w="120"/>
+              <w:bottom w:type="dxa" w:w="80"/>
+              <w:right w:type="dxa" w:w="120"/>
+            </w:tcMar>
+            <w:vAlign w:val="center"/>
+          </w:tcPr>
+          <w:p>
+            <w:r>
+              <w:rPr>
+                <w:rFonts w:ascii="Calibri" w:cs="Calibri" w:eastAsia="Calibri" w:hAnsi="Calibri"/>
+                <w:b w:val="false"/>
+                <w:bCs w:val="false"/>
+                <w:color w:val="111827"/>
+                <w:sz w:val="20"/>
+                <w:szCs w:val="20"/>
+              </w:rPr>
+              <w:t xml:space="preserve">A tip strictly below the exact amount anti_snipe_required_tip computes for a randomized point in the 15-slot decay window always fails — not just when the tip is below the flat floor, at every point in the curve.</w:t>
+            </w:r>
+          </w:p>
+        </w:tc>
+      </w:tr>
+      <w:tr>
+        <w:tc>
+          <w:tcPr>
+            <w:tcW w:type="dxa" w:w="3800"/>
+            <w:tcMar>
+              <w:top w:type="dxa" w:w="80"/>
+              <w:left w:type="dxa" w:w="120"/>
+              <w:bottom w:type="dxa" w:w="80"/>
+              <w:right w:type="dxa" w:w="120"/>
+            </w:tcMar>
+            <w:vAlign w:val="center"/>
+          </w:tcPr>
+          <w:p>
+            <w:r>
+              <w:rPr>
+                <w:rFonts w:ascii="Consolas" w:cs="Consolas" w:eastAsia="Consolas" w:hAnsi="Consolas"/>
+                <w:b w:val="false"/>
+                <w:bCs w:val="false"/>
+                <w:color w:val="111827"/>
+                <w:sz w:val="20"/>
+                <w:szCs w:val="20"/>
+              </w:rPr>
+              <w:t xml:space="preserve">execute_swap_rescue_with_sufficient_tip_splits_correctly</w:t>
+            </w:r>
+          </w:p>
+        </w:tc>
+        <w:tc>
+          <w:tcPr>
+            <w:tcW w:type="dxa" w:w="5226"/>
+            <w:tcMar>
+              <w:top w:type="dxa" w:w="80"/>
+              <w:left w:type="dxa" w:w="120"/>
+              <w:bottom w:type="dxa" w:w="80"/>
+              <w:right w:type="dxa" w:w="120"/>
+            </w:tcMar>
+            <w:vAlign w:val="center"/>
+          </w:tcPr>
+          <w:p>
+            <w:r>
+              <w:rPr>
+                <w:rFonts w:ascii="Calibri" w:cs="Calibri" w:eastAsia="Calibri" w:hAnsi="Calibri"/>
+                <w:b w:val="false"/>
+                <w:bCs w:val="false"/>
+                <w:color w:val="111827"/>
+                <w:sz w:val="20"/>
+                <w:szCs w:val="20"/>
+              </w:rPr>
+              <w:t xml:space="preserve">A tip at exactly the required amount, at a randomized point in the decay window, always succeeds and always nets the keeper roughly its documented 90% share, verified against the caller's real balance change.</w:t>
+            </w:r>
+          </w:p>
+        </w:tc>
+      </w:tr>
+      <w:tr>
+        <w:tc>
+          <w:tcPr>
+            <w:tcW w:type="dxa" w:w="3800"/>
+            <w:shd w:fill="F9FAFB" w:val="clear"/>
+            <w:tcMar>
+              <w:top w:type="dxa" w:w="80"/>
+              <w:left w:type="dxa" w:w="120"/>
+              <w:bottom w:type="dxa" w:w="80"/>
+              <w:right w:type="dxa" w:w="120"/>
+            </w:tcMar>
+            <w:vAlign w:val="center"/>
+          </w:tcPr>
+          <w:p>
+            <w:r>
+              <w:rPr>
+                <w:rFonts w:ascii="Consolas" w:cs="Consolas" w:eastAsia="Consolas" w:hAnsi="Consolas"/>
+                <w:b w:val="false"/>
+                <w:bCs w:val="false"/>
+                <w:color w:val="111827"/>
+                <w:sz w:val="20"/>
+                <w:szCs w:val="20"/>
+              </w:rPr>
+              <w:t xml:space="preserve">execute_swap_reverts_on_output_below_minimum</w:t>
+            </w:r>
+          </w:p>
+        </w:tc>
+        <w:tc>
+          <w:tcPr>
+            <w:tcW w:type="dxa" w:w="5226"/>
+            <w:shd w:fill="F9FAFB" w:val="clear"/>
+            <w:tcMar>
+              <w:top w:type="dxa" w:w="80"/>
+              <w:left w:type="dxa" w:w="120"/>
+              <w:bottom w:type="dxa" w:w="80"/>
+              <w:right w:type="dxa" w:w="120"/>
+            </w:tcMar>
+            <w:vAlign w:val="center"/>
+          </w:tcPr>
+          <w:p>
+            <w:r>
+              <w:rPr>
+                <w:rFonts w:ascii="Calibri" w:cs="Calibri" w:eastAsia="Calibri" w:hAnsi="Calibri"/>
+                <w:b w:val="false"/>
+                <w:bCs w:val="false"/>
+                <w:color w:val="111827"/>
+                <w:sz w:val="20"/>
+                <w:szCs w:val="20"/>
+              </w:rPr>
+              <w:t xml:space="preserve">Whenever the underlying swap is encoded to genuinely deliver less than expected_output_amount (randomized), execute_swap always reverts, regardless of whether the attempt was on the fast or rescue path.</w:t>
+            </w:r>
+          </w:p>
+        </w:tc>
+      </w:tr>
+      <w:tr>
+        <w:tc>
+          <w:tcPr>
+            <w:tcW w:type="dxa" w:w="3800"/>
+            <w:tcMar>
+              <w:top w:type="dxa" w:w="80"/>
+              <w:left w:type="dxa" w:w="120"/>
+              <w:bottom w:type="dxa" w:w="80"/>
+              <w:right w:type="dxa" w:w="120"/>
+            </w:tcMar>
+            <w:vAlign w:val="center"/>
+          </w:tcPr>
+          <w:p>
+            <w:r>
+              <w:rPr>
+                <w:rFonts w:ascii="Consolas" w:cs="Consolas" w:eastAsia="Consolas" w:hAnsi="Consolas"/>
+                <w:b w:val="false"/>
+                <w:bCs w:val="false"/>
+                <w:color w:val="111827"/>
+                <w:sz w:val="20"/>
+                <w:szCs w:val="20"/>
+              </w:rPr>
+              <w:t xml:space="preserve">execute_swap_rejects_missing_required_account</w:t>
+            </w:r>
+          </w:p>
+        </w:tc>
+        <w:tc>
+          <w:tcPr>
+            <w:tcW w:type="dxa" w:w="5226"/>
+            <w:tcMar>
+              <w:top w:type="dxa" w:w="80"/>
+              <w:left w:type="dxa" w:w="120"/>
+              <w:bottom w:type="dxa" w:w="80"/>
+              <w:right w:type="dxa" w:w="120"/>
+            </w:tcMar>
+            <w:vAlign w:val="center"/>
+          </w:tcPr>
+          <w:p>
+            <w:r>
+              <w:rPr>
+                <w:rFonts w:ascii="Calibri" w:cs="Calibri" w:eastAsia="Calibri" w:hAnsi="Calibri"/>
+                <w:b w:val="false"/>
+                <w:bCs w:val="false"/>
+                <w:color w:val="111827"/>
+                <w:sz w:val="20"/>
+                <w:szCs w:val="20"/>
+              </w:rPr>
+              <w:t xml:space="preserve">Removing any one of the three security-critical accounts (Section 7.2) from the supplied remaining_accounts list, chosen at random each iteration, always causes execute_swap to fail — the check this report's own risk register flagged as newly written and unfuzzed as of the previous update.</w:t>
+            </w:r>
+          </w:p>
+        </w:tc>
+      </w:tr>
     </w:tbl>
     <w:p>
       <w:pPr>
@@ -4727,7 +5118,7 @@
           <w:sz w:val="22"/>
           <w:szCs w:val="22"/>
         </w:rPr>
-        <w:t xml:space="preserve">Results (per the project's own commit record, 5fd104b, and confirmed unchanged as of this report): 100,000 top-level fuzz iterations, zero assertion panics, across approximately 420,000 total individual instruction invocations. Every account setup in the harness (fresh SPL mints, real token accounts, real escrow PDAs derived exactly the way the on-chain program derives them) is constructed for real on each iteration, exercising the actual account-constraint checks in the Anchor program rather than a simplified stand-in for them.</w:t>
+        <w:t xml:space="preserve">Results: 100,000 top-level fuzz iterations, zero assertion panics, across approximately 663,600 total individual instruction invocations (up from roughly 420,000 in the campaign's original five-flow form) — full raw counts per flow are reproducible from the campaign's own results table. Every account setup in the harness (fresh SPL mints, real token accounts, real escrow PDAs derived exactly the way the on-chain program derives them, and now a real mock-dex swap venue actually invoked via CPI) is constructed for real on each iteration, exercising the actual account-constraint checks in the Anchor program rather than a simplified stand-in for them.</w:t>
       </w:r>
     </w:p>
     <w:p>
@@ -4741,7 +5132,21 @@
           <w:sz w:val="22"/>
           <w:szCs w:val="22"/>
         </w:rPr>
-        <w:t xml:space="preserve">This report states the coverage boundary of this campaign plainly, because overstating fuzz coverage is a common and misleading practice this report is specifically trying not to repeat: the current campaign does not fuzz execute_swap, meaning the CPI relay logic, the anti-snipe tip decay curve, and the slippage-floor check have no property-based fuzz coverage as of this writing — only the integration-test coverage described in Section 14. Extending the fuzz harness to execute_swap (which requires simulating a target swap program's CPI behavior inside the fuzz environment, a materially harder harness-engineering problem than the two flows currently covered) is listed as open work in Section 22, not claimed as done.</w:t>
+        <w:t xml:space="preserve">The anti-snipe flows deserve particular emphasis, because they test something the fixed-point integration tests (Section 14) structurally cannot: correctness across the entire decay curve, not just its two endpoints. execute_swap_rescue_with_insufficient_tip_fails and execute_swap_rescue_with_sufficient_tip_splits_correctly both pick a random slot anywhere within the 15-slot decay window on every iteration and compute the exact expected required tip for that specific slot via a Rust port of anti_snipe_required_tip, then assert the contract's real on-chain behavior matches that computation exactly — across roughly 18,000 combined randomized trials with zero failures, not the two hand-picked points (slot 1 and post-decay) the integration suite checks.</w:t>
+      </w:r>
+    </w:p>
+    <w:p>
+      <w:pPr>
+        <w:spacing w:after="160" w:line="276"/>
+        <w:jc w:val="both"/>
+      </w:pPr>
+      <w:r>
+        <w:rPr>
+          <w:rFonts w:ascii="Calibri" w:cs="Calibri" w:eastAsia="Calibri" w:hAnsi="Calibri"/>
+          <w:sz w:val="22"/>
+          <w:szCs w:val="22"/>
+        </w:rPr>
+        <w:t xml:space="preserve">This report continues to state the coverage boundary plainly rather than round up: this campaign still does not fuzz against a real external swap program such as Orca Whirlpools (Section 18.1) — only against mock-dex, since Trident's fuzz environment requires a program binary to be registered locally in Trident.toml, and Whirlpools' real binary is not vendored into this repository. The devnet proof (Section 12.9) and this fuzz campaign are deliberately complementary, not redundant: one proves real-world compatibility once, the other proves the contract's own logic holds across a very large randomized input space against a controlled venue.</w:t>
       </w:r>
     </w:p>
     <w:p>
@@ -8753,7 +9158,7 @@
           <w:sz w:val="22"/>
           <w:szCs w:val="22"/>
         </w:rPr>
-        <w:t xml:space="preserve">This is the right question to ask about the redesign in Section 7.2, and the honest answer is: it changes where the security guarantee comes from, not whether one exists. The old fixed prefix provided its guarantee implicitly, by construction — the four critical accounts were always at known positions, so there was nothing to check. The new design provides the identical guarantee explicitly, by require! checks that the same critical accounts are present, plus a forced signer flag on the escrow's own entry. Nothing about which accounts are trusted, or on what basis, actually changed; what changed is that a caller can now choose where those accounts sit in the list, to match whatever a real target program's own account order happens to be. The genuinely new risk is not a security hole in the check itself — it's that this is freshly written code with less adversarial scrutiny behind it than the rest of the contract, which is exactly why it is called out by name in the risk register (Section 25) rather than folded quietly into "execute_swap, reviewed, done."</w:t>
+        <w:t xml:space="preserve">This is the right question to ask about the redesign in Section 7.2, and the honest answer is: it changes where the security guarantee comes from, not whether one exists. The old fixed prefix provided its guarantee implicitly, by construction — the four critical accounts were always at known positions, so there was nothing to check. The new design provides the identical guarantee explicitly, by require! checks that the same critical accounts are present, plus a forced signer flag on the escrow's own entry. Nothing about which accounts are trusted, or on what basis, actually changed; what changed is that a caller can now choose where those accounts sit in the list, to match whatever a real target program's own account order happens to be. This claim is no longer only a design argument: a dedicated fuzz flow (execute_swap_rejects_missing_required_account, Section 15, added 2026-08-03) removes each of the three critical accounts from a randomly chosen position across roughly 9,000 iterations and confirms the contract rejects every single one, zero exceptions. What remains genuinely open is not the check's logic but its review depth — this is freshly written code that, even with integration-test and fuzz coverage now behind it, has not had the independent adversarial scrutiny the rest of the contract's security-relevant logic has had, which is exactly why it stays called out by name in the risk register (Section 25) rather than folded quietly into "execute_swap, reviewed, done."</w:t>
       </w:r>
     </w:p>
     <w:p>
@@ -9421,7 +9826,7 @@
                 <w:sz w:val="20"/>
                 <w:szCs w:val="20"/>
               </w:rPr>
-              <w:t xml:space="preserve">Extending the Trident campaign (Section 15) to cover the CPI relay, the anti-snipe logic, and now the generic account-ordering logic (Section 7.2)</w:t>
+              <w:t xml:space="preserve">Extending the Trident campaign (Section 15) to cover the CPI relay, the anti-snipe decay curve, the slippage floor, and the account-ordering redesign's presence checks</w:t>
             </w:r>
           </w:p>
         </w:tc>
@@ -9446,7 +9851,7 @@
                 <w:sz w:val="20"/>
                 <w:szCs w:val="20"/>
               </w:rPr>
-              <w:t xml:space="preserve">Not yet started -- more urgent than before, given the account-ordering logic is new and unreviewed at fuzz depth</w:t>
+              <w:t xml:space="preserve">Complete -- six new flows, ~663,600 total instruction invocations, zero panics (Section 12.10). Still mock-dex only, not a real external program; the devnet proof covers that separately</w:t>
             </w:r>
           </w:p>
         </w:tc>
@@ -10422,7 +10827,7 @@
                 <w:sz w:val="20"/>
                 <w:szCs w:val="20"/>
               </w:rPr>
-              <w:t xml:space="preserve">execute_swap lacks fuzz coverage</w:t>
+              <w:t xml:space="preserve">Fuzz campaign is mock-dex only</w:t>
             </w:r>
           </w:p>
         </w:tc>
@@ -10447,7 +10852,7 @@
                 <w:sz w:val="20"/>
                 <w:szCs w:val="20"/>
               </w:rPr>
-              <w:t xml:space="preserve">Open, more urgent than before</w:t>
+              <w:t xml:space="preserve">Open, bounded</w:t>
             </w:r>
           </w:p>
         </w:tc>
@@ -10472,7 +10877,7 @@
                 <w:sz w:val="20"/>
                 <w:szCs w:val="20"/>
               </w:rPr>
-              <w:t xml:space="preserve">Only self_rescue and cleanup_expired_escrow are currently fuzz-tested. The anti-snipe curve, the CPI relay, and now the generic account-ordering logic (Section 7.2, added 2026-08-03) have integration-test coverage only, no property-based fuzz coverage. See Section 15.</w:t>
+              <w:t xml:space="preserve">execute_swap now has full fuzz coverage (Section 15, added 2026-08-03), but only against mock-dex -- Trident requires a locally registered program binary, and Orca Whirlpools' real binary is not vendored into this repository. Real-world compatibility is covered by the devnet proof (Section 12.9) instead; the two are complementary, neither substitutes for the other.</w:t>
             </w:r>
           </w:p>
         </w:tc>
@@ -10526,7 +10931,7 @@
                 <w:sz w:val="20"/>
                 <w:szCs w:val="20"/>
               </w:rPr>
-              <w:t xml:space="preserve">Open</w:t>
+              <w:t xml:space="preserve">Open, narrowing</w:t>
             </w:r>
           </w:p>
         </w:tc>
@@ -10552,7 +10957,7 @@
                 <w:sz w:val="20"/>
                 <w:szCs w:val="20"/>
               </w:rPr>
-              <w:t xml:space="preserve">execute_swap's CPI-account-assembly logic was substantially rewritten on 2026-08-03 to fix a real incompatibility with independently-built swap programs (Section 7.2). It passed the existing 8-test integration suite and was proven against a real external program (Orca Whirlpools), but has not had the same depth of adversarial review as the original tip-check and ownership findings (Section 12.3), and no fuzz coverage. See Section 12.9.</w:t>
+              <w:t xml:space="preserve">execute_swap's CPI-account-assembly logic was substantially rewritten on 2026-08-03 to fix a real incompatibility with independently-built swap programs (Section 7.2). It now has integration-test coverage (8/8), fuzz coverage (Section 15, ~663,600 invocations, zero panics), and real external-program proof (Orca Whirlpools) behind it, but has not had the same depth of independent adversarial review as the original tip-check and ownership findings (Section 12.3), and no external audit. See Section 12.9, Section 12.10.</w:t>
             </w:r>
           </w:p>
         </w:tc>

--- a/Inertia_Protocol_Technical_Report.docx
+++ b/Inertia_Protocol_Technical_Report.docx
@@ -3417,6 +3417,117 @@
     </w:p>
     <w:p>
       <w:pPr>
+        <w:pStyle w:val="Heading3"/>
+        <w:spacing w:after="120" w:before="240"/>
+      </w:pPr>
+      <w:r>
+        <w:rPr>
+          <w:b/>
+          <w:bCs/>
+        </w:rPr>
+        <w:t xml:space="preserve">12.11 Day 8, continued: a second real DEX, and a real limit of the current design found along the way</w:t>
+      </w:r>
+    </w:p>
+    <w:p>
+      <w:pPr>
+        <w:spacing w:after="160" w:line="276"/>
+        <w:jc w:val="both"/>
+      </w:pPr>
+      <w:r>
+        <w:rPr>
+          <w:rFonts w:ascii="Calibri" w:cs="Calibri" w:eastAsia="Calibri" w:hAnsi="Calibri"/>
+          <w:sz w:val="22"/>
+          <w:szCs w:val="22"/>
+        </w:rPr>
+        <w:t xml:space="preserve">With one real external integration proven, the next question was whether that generalized, rather than being a one-off match with Orca's specific account layout. Raydium was investigated as a second, independent candidate, and the investigation surfaced a genuine, previously-unknown constraint on the protocol's current design, not just a second successful integration.</w:t>
+      </w:r>
+    </w:p>
+    <w:p>
+      <w:pPr>
+        <w:spacing w:after="160" w:line="276"/>
+        <w:jc w:val="both"/>
+      </w:pPr>
+      <w:r>
+        <w:rPr>
+          <w:rFonts w:ascii="Calibri" w:cs="Calibri" w:eastAsia="Calibri" w:hAnsi="Calibri"/>
+          <w:sz w:val="22"/>
+          <w:szCs w:val="22"/>
+        </w:rPr>
+        <w:t xml:space="preserve">Raydium's classic AMM program -- the original, most widely-referenced Raydium swap program, predating widespread Anchor adoption -- was checked first and ruled out on structural grounds. Reading its real instruction-encoding source directly (not assuming it from documentation) showed its SwapBaseIn instruction is a single native tag byte followed immediately by the raw amount_in and minimum_amount_out fields, not an 8-byte Anchor-style discriminator. EscrowState.expected_discriminator is a fixed [u8; 8], and execute_swap checks it against the first 8 bytes of the supplied swap instruction data (Section 7.2). Against Raydium's classic AMM, those 8 bytes would be one real tag byte followed by seven bytes of a live, per-call amount field -- meaning the "discriminator" would silently vary with the swap amount rather than staying constant, which defeats the entire purpose of the check. This is a real, previously undiscovered boundary of the current discriminator design: it assumes the now-dominant Anchor 8-byte convention, and a program that predates that convention does not fit without a further contract change (making the discriminator length itself configurable), which was not undertaken here and is logged as a real, separate finding rather than worked around.</w:t>
+      </w:r>
+    </w:p>
+    <w:p>
+      <w:pPr>
+        <w:spacing w:after="160" w:line="276"/>
+        <w:jc w:val="both"/>
+      </w:pPr>
+      <w:r>
+        <w:rPr>
+          <w:rFonts w:ascii="Calibri" w:cs="Calibri" w:eastAsia="Calibri" w:hAnsi="Calibri"/>
+          <w:sz w:val="22"/>
+          <w:szCs w:val="22"/>
+        </w:rPr>
+        <w:t xml:space="preserve">Raydium's newer CPMM program was checked next and found genuinely compatible: its source confirmed anchor_lang usage directly, meaning its swap instruction uses the standard 8-byte discriminator and, per its own real Accounts struct, is a single instruction with an explicit signing-authority parameter -- the same shape that made Orca's integration possible. Its real devnet deployment was confirmed on-chain directly (DRaycpLY18LhpbydsBWbVJtxpNv9oXPgjRSfpF2bWpYb, executable, owned by the upgradeable BPF loader; the address printed in Raydium's own public source as the mainnet default, CPMMoo8L3F4NbTegBCKVNunggL7H1ZpdTHKxQB5qKP1C, resolves on devnet to an inert, non-executable System-owned account -- a distinction worth stating plainly, since assuming the documented mainnet constant would apply unchanged to devnet would have been a real, avoidable mistake).</w:t>
+      </w:r>
+    </w:p>
+    <w:p>
+      <w:pPr>
+        <w:spacing w:after="160" w:line="276"/>
+        <w:jc w:val="both"/>
+      </w:pPr>
+      <w:r>
+        <w:rPr>
+          <w:rFonts w:ascii="Calibri" w:cs="Calibri" w:eastAsia="Calibri" w:hAnsi="Calibri"/>
+          <w:sz w:val="22"/>
+          <w:szCs w:val="22"/>
+        </w:rPr>
+        <w:t xml:space="preserve">Rather than depend on an existing, third-party-created devnet pool of unknown durability, a real pool was created directly: two fresh SPL mints, real liquidity (1,000 tokens each side) contributed from a wallet actually controlled for this project, using Raydium's own real pool-creation instruction and PDA-derivation helpers rather than hand-guessed account layouts. This surfaced one real, self-caused bug during development -- an unnecessary, premature attempt to pre-create the liquidity-provider's LP token account before the pool-creation instruction had actually created the underlying LP mint, fixed by reading the real program source directly (creator_lp_token uses Anchor's own init constraint, meaning the program creates that account itself as part of pool creation, not something the client should pre-create) rather than guessing at the right instruction order.</w:t>
+      </w:r>
+    </w:p>
+    <w:p>
+      <w:pPr>
+        <w:spacing w:after="160" w:line="276"/>
+        <w:jc w:val="both"/>
+      </w:pPr>
+      <w:r>
+        <w:rPr>
+          <w:rFonts w:ascii="Calibri" w:cs="Calibri" w:eastAsia="Calibri" w:hAnsi="Calibri"/>
+          <w:sz w:val="22"/>
+          <w:szCs w:val="22"/>
+        </w:rPr>
+        <w:t xml:space="preserve">The same signer-forcing fix already found necessary for Orca (Section 12.9) was needed again here, independently: Raydium's own raw instruction builder marks its payer parameter as a real signer by default, which has to be forced back to false before the account list is handed to execute_swap, since only invoke_signed can actually grant a PDA that status. This was not assumed from the Orca fix -- it was rediscovered by running the real transaction and reading the real "missing signature" error, then confirmed to be the identical underlying cause.</w:t>
+      </w:r>
+    </w:p>
+    <w:p>
+      <w:pPr>
+        <w:spacing w:after="160" w:line="276"/>
+        <w:jc w:val="both"/>
+      </w:pPr>
+      <w:r>
+        <w:rPr>
+          <w:rFonts w:ascii="Calibri" w:cs="Calibri" w:eastAsia="Calibri" w:hAnsi="Calibri"/>
+          <w:sz w:val="22"/>
+          <w:szCs w:val="22"/>
+        </w:rPr>
+        <w:t xml:space="preserve">With both fixes applied, the full flow executed for real: a genuine Raydium CPMM pool was created (real transaction, real pool address), initialize_escrow ran against it, and execute_swap performed a real CPI into Raydium's program, with real swap output received into the user's own token account. As with the Orca run, real public-RPC latency across the pool-creation and pool-fetch calls pushed the demo transaction past the 2-slot TTL, and the treasury's on-chain balance confirmed this executed as a genuine rescue -- the identical 5% share landed again, on a second, independent, real program this time, not a repeat of the same one.</w:t>
+      </w:r>
+    </w:p>
+    <w:p>
+      <w:pPr>
+        <w:spacing w:after="160" w:line="276"/>
+        <w:jc w:val="both"/>
+      </w:pPr>
+      <w:r>
+        <w:rPr>
+          <w:rFonts w:ascii="Calibri" w:cs="Calibri" w:eastAsia="Calibri" w:hAnsi="Calibri"/>
+          <w:sz w:val="22"/>
+          <w:szCs w:val="22"/>
+        </w:rPr>
+        <w:t xml:space="preserve">Taken together with Section 12.9, this means the generic account-ordering redesign has now been proven against two real, independently-built Solana programs with genuinely different account layouts (Orca's 11-account, single-token-program Whirlpools swap; Raydium's 13-account CPMM swap with separate input/output token-program slots for Token-2022 compatibility) -- a materially stronger claim than a single successful integration would have supported, and the real limit found along the way (the 8-byte discriminator assumption) is now a known, explicit item for any future integration against a pre-Anchor Solana program, rather than an assumption nobody had actually tested.</w:t>
+      </w:r>
+    </w:p>
+    <w:p>
+      <w:pPr>
         <w:pStyle w:val="Heading2"/>
         <w:spacing w:after="160" w:before="320"/>
       </w:pPr>
@@ -3548,6 +3659,24 @@
           <w:szCs w:val="22"/>
         </w:rPr>
         <w:t xml:space="preserve">No external, third-party security audit has been performed. Everything described as "security review" in this report was conducted by the project's own author, adversarially, not by an independent firm. This applies with particular force to the account-ordering redesign (Section 7.2, Section 12.9), which is the newest and least-reviewed security-relevant logic in the contract.</w:t>
+      </w:r>
+    </w:p>
+    <w:p>
+      <w:pPr>
+        <w:pStyle w:val="ListParagraph"/>
+        <w:numPr>
+          <w:ilvl w:val="0"/>
+          <w:numId w:val="1"/>
+        </w:numPr>
+        <w:spacing w:after="100" w:line="270"/>
+      </w:pPr>
+      <w:r>
+        <w:rPr>
+          <w:rFonts w:ascii="Calibri" w:cs="Calibri" w:eastAsia="Calibri" w:hAnsi="Calibri"/>
+          <w:sz w:val="22"/>
+          <w:szCs w:val="22"/>
+        </w:rPr>
+        <w:t xml:space="preserve">EscrowState.expected_discriminator assumes the now-dominant Anchor 8-byte instruction-discriminator convention (Section 12.11). A real, independently-built Solana program that predates that convention -- confirmed directly against Raydium's classic AMM, not a hypothetical -- does not fit without a further contract change making the discriminator length itself configurable. Not implemented; logged as a real, explicit limit on which real programs execute_swap can integrate with today, not silently worked around.</w:t>
       </w:r>
     </w:p>
     <w:p>

--- a/Inertia_Protocol_Technical_Report.docx
+++ b/Inertia_Protocol_Technical_Report.docx
@@ -3524,6 +3524,103 @@
           <w:szCs w:val="22"/>
         </w:rPr>
         <w:t xml:space="preserve">Taken together with Section 12.9, this means the generic account-ordering redesign has now been proven against two real, independently-built Solana programs with genuinely different account layouts (Orca's 11-account, single-token-program Whirlpools swap; Raydium's 13-account CPMM swap with separate input/output token-program slots for Token-2022 compatibility) -- a materially stronger claim than a single successful integration would have supported, and the real limit found along the way (the 8-byte discriminator assumption) is now a known, explicit item for any future integration against a pre-Anchor Solana program, rather than an assumption nobody had actually tested.</w:t>
+      </w:r>
+    </w:p>
+    <w:p>
+      <w:pPr>
+        <w:pStyle w:val="Heading3"/>
+        <w:spacing w:after="120" w:before="240"/>
+      </w:pPr>
+      <w:r>
+        <w:rPr>
+          <w:b/>
+          <w:bCs/>
+        </w:rPr>
+        <w:t xml:space="preserve">12.12 Day 8, continued: a third real DEX, a genuine SDK bug, and a subtler account-substitution finding</w:t>
+      </w:r>
+    </w:p>
+    <w:p>
+      <w:pPr>
+        <w:spacing w:after="160" w:line="276"/>
+        <w:jc w:val="both"/>
+      </w:pPr>
+      <w:r>
+        <w:rPr>
+          <w:rFonts w:ascii="Calibri" w:cs="Calibri" w:eastAsia="Calibri" w:hAnsi="Calibri"/>
+          <w:sz w:val="22"/>
+          <w:szCs w:val="22"/>
+        </w:rPr>
+        <w:t xml:space="preserve">With two independent real integrations proven, a third was pursued specifically for architectural diversity rather than simple repetition: Meteora's DLMM (Dynamic Liquidity Market Maker) uses a discrete-bin liquidity model, genuinely different in kind from both Orca's continuous ticks and Raydium's flat constant-product curve, not just a different program with a similar shape.</w:t>
+      </w:r>
+    </w:p>
+    <w:p>
+      <w:pPr>
+        <w:spacing w:after="160" w:line="276"/>
+        <w:jc w:val="both"/>
+      </w:pPr>
+      <w:r>
+        <w:rPr>
+          <w:rFonts w:ascii="Calibri" w:cs="Calibri" w:eastAsia="Calibri" w:hAnsi="Calibri"/>
+          <w:sz w:val="22"/>
+          <w:szCs w:val="22"/>
+        </w:rPr>
+        <w:t xml:space="preserve">Verification followed the same discipline as the first two: Meteora's real devnet program address was confirmed on-chain directly (LBUZKhRxPF3XUpBCjp4YzTKgLccjZhTSDM9YuVaPwxo, identical to its mainnet address, unlike Raydium's CPMM which uses separate addresses per cluster -- a difference worth actually checking rather than assuming consistent with the prior finding), and its swap instruction was confirmed genuinely Anchor-based with a real, single-instruction, explicit-authority shape by reading its actual IDL rather than assuming compatibility from the fact that it is a well-known program. A direct on-chain scan for real LbPair pool accounts (matching the account's real 8-byte discriminator, not a guessed byte offset) found 10,811 real pools on devnet, confirming active, non-trivial usage of the deployment being targeted.</w:t>
+      </w:r>
+    </w:p>
+    <w:p>
+      <w:pPr>
+        <w:spacing w:after="160" w:line="276"/>
+        <w:jc w:val="both"/>
+      </w:pPr>
+      <w:r>
+        <w:rPr>
+          <w:rFonts w:ascii="Calibri" w:cs="Calibri" w:eastAsia="Calibri" w:hAnsi="Calibri"/>
+          <w:sz w:val="22"/>
+          <w:szCs w:val="22"/>
+        </w:rPr>
+        <w:t xml:space="preserve">As with Raydium, a real pool was created directly rather than depending on a third party's devnet pool: two fresh mints, a real permissionless pool via Meteora's own pool-creation instruction, and a real, minimal spot-liquidity position seeded around the starting price. This surfaced a genuine packaging defect in the SDK itself, not a usage mistake: @meteora-ag/dlmm's published ESM build contains a directory import into a nested @coral-xyz/anchor dependency that Node's strict ESM resolver rejects outright, before any of this project's own code runs at all. Routed around by loading the SDK's working CommonJS build explicitly via Node's createRequire, rather than waiting on an upstream fix or downgrading to an older SDK version blind.</w:t>
+      </w:r>
+    </w:p>
+    <w:p>
+      <w:pPr>
+        <w:spacing w:after="160" w:line="276"/>
+        <w:jc w:val="both"/>
+      </w:pPr>
+      <w:r>
+        <w:rPr>
+          <w:rFonts w:ascii="Calibri" w:cs="Calibri" w:eastAsia="Calibri" w:hAnsi="Calibri"/>
+          <w:sz w:val="22"/>
+          <w:szCs w:val="22"/>
+        </w:rPr>
+        <w:t xml:space="preserve">A second, subtler finding followed once the pool and liquidity were real: Meteora's swap()-builder method takes no explicit input or output token-account parameters at all -- it derives them itself as the standard associated-token-account address for (mint, user). Passing the escrow PDA as user (the same pattern already proven correct for both Orca and Raydium) meant the SDK silently built an instruction referencing the escrow's own derived ATA, an address Inertia's escrow neither owns nor has ever touched, rather than the real, already-delegated user_input_token_account the escrow actually operates on. This is a different failure mode from the signer-forcing issue found (and by this point, expected) with both prior integrations: it was caught immediately and explicitly by the account-ordering redesign's own new presence checks (Section 7.2), which rejected the transaction with MissingRequiredSwapAccount rather than allowing it to reach the swap program with the wrong accounts -- a concrete, unplanned demonstration of those checks doing real defensive work, not just passing their own fuzz and integration tests. Fixed by replacing the SDK-derived address with the real one by value wherever it appeared in the instruction's account list, rather than trusting the SDK's assumption that swap authority and token-account owner are always the same party.</w:t>
+      </w:r>
+    </w:p>
+    <w:p>
+      <w:pPr>
+        <w:spacing w:after="160" w:line="276"/>
+        <w:jc w:val="both"/>
+      </w:pPr>
+      <w:r>
+        <w:rPr>
+          <w:rFonts w:ascii="Calibri" w:cs="Calibri" w:eastAsia="Calibri" w:hAnsi="Calibri"/>
+          <w:sz w:val="22"/>
+          <w:szCs w:val="22"/>
+        </w:rPr>
+        <w:t xml:space="preserve">With both fixes applied, the full flow executed for real: a genuine Meteora DLMM pool created and seeded with real liquidity, a real escrow initialized against it, and execute_swap performing a real CPI into Meteora's program with real swap output delivered (measurably tighter effective slippage than either constant-product integration, consistent with spot liquidity concentrated near the active bin rather than spread across an entire price curve). The treasury's on-chain balance confirmed this executed as a genuine rescue for the third consecutive time, on a third independent, real program.</w:t>
+      </w:r>
+    </w:p>
+    <w:p>
+      <w:pPr>
+        <w:spacing w:after="160" w:line="276"/>
+        <w:jc w:val="both"/>
+      </w:pPr>
+      <w:r>
+        <w:rPr>
+          <w:rFonts w:ascii="Calibri" w:cs="Calibri" w:eastAsia="Calibri" w:hAnsi="Calibri"/>
+          <w:sz w:val="22"/>
+          <w:szCs w:val="22"/>
+        </w:rPr>
+        <w:t xml:space="preserve">Taken together with Section 12.9 and Section 12.11, the generic account-ordering redesign is now proven against three real, independently-built Solana programs spanning three genuinely different liquidity models -- continuous-tick concentrated liquidity, flat constant-product, and discrete-bin concentrated liquidity -- with a different real integration bug found and fixed independently each time (an account-ordering incompatibility, a pre-Anchor discriminator incompatibility ruled out rather than worked around, an SDK packaging defect, and an account-substitution assumption the redesign's own checks caught directly), rather than the same fix being demonstrated three times over.</w:t>
       </w:r>
     </w:p>
     <w:p>

--- a/Inertia_Protocol_Technical_Report.docx
+++ b/Inertia_Protocol_Technical_Report.docx
@@ -101,6 +101,20 @@
           <w:szCs w:val="18"/>
         </w:rPr>
         <w:t xml:space="preserve">Repository: github.com/Inertia-Protocol/inertia-protocol</w:t>
+      </w:r>
+    </w:p>
+    <w:p>
+      <w:pPr>
+        <w:jc w:val="center"/>
+      </w:pPr>
+      <w:r>
+        <w:rPr>
+          <w:rFonts w:ascii="Consolas" w:cs="Consolas" w:eastAsia="Consolas" w:hAnsi="Consolas"/>
+          <w:color w:val="6B7280"/>
+          <w:sz w:val="18"/>
+          <w:szCs w:val="18"/>
+        </w:rPr>
+        <w:t xml:space="preserve">Live site &amp; docs: https://inertia-protocol.odomushi-core.workers.dev/</w:t>
       </w:r>
     </w:p>
     <w:p>
@@ -1677,85 +1691,22 @@
           <w:szCs w:val="18"/>
         </w:rPr>
         <w:t xml:space="preserve">fn anti_snipe_required_tip(keeper_share: u64, slots_into_rescue: u64) -&gt; u64 {</w:t>
-      </w:r>
-      <w:r>
-        <w:rPr>
-          <w:rFonts w:ascii="Consolas" w:cs="Consolas" w:eastAsia="Consolas" w:hAnsi="Consolas"/>
-          <w:sz w:val="18"/>
-          <w:szCs w:val="18"/>
-        </w:rPr>
         <w:br/>
         <w:t xml:space="preserve">    let decay_progress = slots_into_rescue.saturating_sub(1);</w:t>
-      </w:r>
-      <w:r>
-        <w:rPr>
-          <w:rFonts w:ascii="Consolas" w:cs="Consolas" w:eastAsia="Consolas" w:hAnsi="Consolas"/>
-          <w:sz w:val="18"/>
-          <w:szCs w:val="18"/>
-        </w:rPr>
         <w:br/>
         <w:t xml:space="preserve">    if keeper_share &lt;= MIN_JITO_TIP_LAMPORTS || decay_progress &gt;= TIP_DECAY_SLOTS {</w:t>
-      </w:r>
-      <w:r>
-        <w:rPr>
-          <w:rFonts w:ascii="Consolas" w:cs="Consolas" w:eastAsia="Consolas" w:hAnsi="Consolas"/>
-          <w:sz w:val="18"/>
-          <w:szCs w:val="18"/>
-        </w:rPr>
         <w:br/>
         <w:t xml:space="preserve">        return MIN_JITO_TIP_LAMPORTS;</w:t>
-      </w:r>
-      <w:r>
-        <w:rPr>
-          <w:rFonts w:ascii="Consolas" w:cs="Consolas" w:eastAsia="Consolas" w:hAnsi="Consolas"/>
-          <w:sz w:val="18"/>
-          <w:szCs w:val="18"/>
-        </w:rPr>
         <w:br/>
         <w:t xml:space="preserve">    }</w:t>
-      </w:r>
-      <w:r>
-        <w:rPr>
-          <w:rFonts w:ascii="Consolas" w:cs="Consolas" w:eastAsia="Consolas" w:hAnsi="Consolas"/>
-          <w:sz w:val="18"/>
-          <w:szCs w:val="18"/>
-        </w:rPr>
         <w:br/>
         <w:t xml:space="preserve">    let remaining_slots = TIP_DECAY_SLOTS - decay_progress;</w:t>
-      </w:r>
-      <w:r>
-        <w:rPr>
-          <w:rFonts w:ascii="Consolas" w:cs="Consolas" w:eastAsia="Consolas" w:hAnsi="Consolas"/>
-          <w:sz w:val="18"/>
-          <w:szCs w:val="18"/>
-        </w:rPr>
         <w:br/>
         <w:t xml:space="preserve">    let extra_above_floor = keeper_share - MIN_JITO_TIP_LAMPORTS;</w:t>
-      </w:r>
-      <w:r>
-        <w:rPr>
-          <w:rFonts w:ascii="Consolas" w:cs="Consolas" w:eastAsia="Consolas" w:hAnsi="Consolas"/>
-          <w:sz w:val="18"/>
-          <w:szCs w:val="18"/>
-        </w:rPr>
         <w:br/>
         <w:t xml:space="preserve">    MIN_JITO_TIP_LAMPORTS</w:t>
-      </w:r>
-      <w:r>
-        <w:rPr>
-          <w:rFonts w:ascii="Consolas" w:cs="Consolas" w:eastAsia="Consolas" w:hAnsi="Consolas"/>
-          <w:sz w:val="18"/>
-          <w:szCs w:val="18"/>
-        </w:rPr>
         <w:br/>
         <w:t xml:space="preserve">        + extra_above_floor.saturating_mul(remaining_slots) / TIP_DECAY_SLOTS</w:t>
-      </w:r>
-      <w:r>
-        <w:rPr>
-          <w:rFonts w:ascii="Consolas" w:cs="Consolas" w:eastAsia="Consolas" w:hAnsi="Consolas"/>
-          <w:sz w:val="18"/>
-          <w:szCs w:val="18"/>
-        </w:rPr>
         <w:br/>
         <w:t xml:space="preserve">}</w:t>
       </w:r>
@@ -3625,6 +3576,184 @@
     </w:p>
     <w:p>
       <w:pPr>
+        <w:pStyle w:val="Heading3"/>
+        <w:spacing w:after="120" w:before="240"/>
+      </w:pPr>
+      <w:r>
+        <w:rPr>
+          <w:b/>
+          <w:bCs/>
+        </w:rPr>
+        <w:t xml:space="preserve">12.13 Day 9 (2026-08-04): the SDK move</w:t>
+      </w:r>
+    </w:p>
+    <w:p>
+      <w:pPr>
+        <w:spacing w:after="160" w:line="276"/>
+        <w:jc w:val="both"/>
+      </w:pPr>
+      <w:r>
+        <w:rPr>
+          <w:rFonts w:ascii="Calibri" w:cs="Calibri" w:eastAsia="Calibri" w:hAnsi="Calibri"/>
+          <w:sz w:val="22"/>
+          <w:szCs w:val="22"/>
+        </w:rPr>
+        <w:t xml:space="preserve">The three real DEX swap-builder clients — orcaSwap.ts, raydiumCpmmSwap.ts, and meteoraDlmmSwap.ts — moved from packages/keeper/src into packages/sdk/src and are now exported directly from the SDK's own index, so any integrating platform or independently operated keeper can use them without depending on this repository's reference keeper bot at all. bot.ts now imports OrcaSwapBuilder from @inertia-protocol/sdk rather than a local file, and packages/keeper's own dependency list was trimmed accordingly. Verified beyond a passing compile: both packages were rebuilt from a clean state and the live devnet keeper (Section 12.14) was restarted on the new build and continued producing real rescues immediately afterward, confirming the move didn't silently change behavior.</w:t>
+      </w:r>
+    </w:p>
+    <w:p>
+      <w:pPr>
+        <w:pStyle w:val="Heading3"/>
+        <w:spacing w:after="120" w:before="240"/>
+      </w:pPr>
+      <w:r>
+        <w:rPr>
+          <w:b/>
+          <w:bCs/>
+        </w:rPr>
+        <w:t xml:space="preserve">12.14 Day 9, continued: a live, continuous, dual-keeper devnet run</w:t>
+      </w:r>
+    </w:p>
+    <w:p>
+      <w:pPr>
+        <w:spacing w:after="160" w:line="276"/>
+        <w:jc w:val="both"/>
+      </w:pPr>
+      <w:r>
+        <w:rPr>
+          <w:rFonts w:ascii="Calibri" w:cs="Calibri" w:eastAsia="Calibri" w:hAnsi="Calibri"/>
+          <w:sz w:val="22"/>
+          <w:szCs w:val="22"/>
+        </w:rPr>
+        <w:t xml:space="preserve">Every proof up to this point involved a single keeper acting once. A materially different and stronger claim — that the protocol's permissionless race actually resolves safely and fairly under real concurrent competition, not just in isolated demonstration — required something this report had not yet produced: two independently-keyed keeper identities, each running the unmodified reference bot, watching and attempting to rescue the same live escrows in parallel, continuously, against a real activity generator posting a new stalled escrow against the same Orca pool roughly every 45 seconds.</w:t>
+      </w:r>
+    </w:p>
+    <w:p>
+      <w:pPr>
+        <w:spacing w:after="160" w:line="276"/>
+        <w:jc w:val="both"/>
+      </w:pPr>
+      <w:r>
+        <w:rPr>
+          <w:rFonts w:ascii="Calibri" w:cs="Calibri" w:eastAsia="Calibri" w:hAnsi="Calibri"/>
+          <w:sz w:val="22"/>
+          <w:szCs w:val="22"/>
+        </w:rPr>
+        <w:t xml:space="preserve">Race safety is unambiguous: across dozens of real, concurrent races, every single one resolved to exactly one clean RESCUED outcome, with the losing keeper's own code correctly detecting the escrow had already closed and reporting a lost-race outcome rather than sending a doomed transaction. Zero double-spends, zero stuck funds, across the entire run.</w:t>
+      </w:r>
+    </w:p>
+    <w:p>
+      <w:pPr>
+        <w:spacing w:after="160" w:line="276"/>
+        <w:jc w:val="both"/>
+      </w:pPr>
+      <w:r>
+        <w:rPr>
+          <w:rFonts w:ascii="Calibri" w:cs="Calibri" w:eastAsia="Calibri" w:hAnsi="Calibri"/>
+          <w:sz w:val="22"/>
+          <w:szCs w:val="22"/>
+        </w:rPr>
+        <w:t xml:space="preserve">Race fairness is a genuinely more nuanced result, reported honestly rather than rounded up. An early, small sample (7 races) skewed 6-1 toward one keeper identity, which on its own would be consistent with a deterministic clock-phase artifact between two identically configured, fixed-interval polling loops rather than real competitive parity. Over a much larger sample accumulated since, the distribution converged toward roughly even, which is real evidence against pure determinism but is not the same claim as having tested genuine keeper diversity — different operators, different infrastructure, different network latency — none of which this run, using two processes on the same machine against the same RPC, actually tested. Section 13 states this distinction explicitly rather than letting the safety result imply more than it proves.</w:t>
+      </w:r>
+    </w:p>
+    <w:p>
+      <w:pPr>
+        <w:pStyle w:val="Heading3"/>
+        <w:spacing w:after="120" w:before="240"/>
+      </w:pPr>
+      <w:r>
+        <w:rPr>
+          <w:b/>
+          <w:bCs/>
+        </w:rPr>
+        <w:t xml:space="preserve">12.15 Day 9, continued: a real crash found and fixed during the live run</w:t>
+      </w:r>
+    </w:p>
+    <w:p>
+      <w:pPr>
+        <w:spacing w:after="160" w:line="276"/>
+        <w:jc w:val="both"/>
+      </w:pPr>
+      <w:r>
+        <w:rPr>
+          <w:rFonts w:ascii="Calibri" w:cs="Calibri" w:eastAsia="Calibri" w:hAnsi="Calibri"/>
+          <w:sz w:val="22"/>
+          <w:szCs w:val="22"/>
+        </w:rPr>
+        <w:t xml:space="preserve">Running two keepers continuously, for hours, against a shared public RPC surfaced a real robustness gap no amount of short-lived testing had exposed: an ECONNRESET / “fetch failed” error, thrown deep inside @solana/web3.js's own connection-retry internals, rejected as an unhandled promise rejection outside the reach of the main scan loop's own try/catch — and Node's default behavior for an unhandled rejection is to crash the process. One of the two keepers died silently mid-run, hours into what was meant to be unattended operation, with nothing in its own application-level error handling ever having a chance to catch it.</w:t>
+      </w:r>
+    </w:p>
+    <w:p>
+      <w:pPr>
+        <w:spacing w:after="160" w:line="276"/>
+        <w:jc w:val="both"/>
+      </w:pPr>
+      <w:r>
+        <w:rPr>
+          <w:rFonts w:ascii="Calibri" w:cs="Calibri" w:eastAsia="Calibri" w:hAnsi="Calibri"/>
+          <w:sz w:val="22"/>
+          <w:szCs w:val="22"/>
+        </w:rPr>
+        <w:t xml:space="preserve">The fix adds process-level unhandledRejection and uncaughtException handlers that log and continue rather than let the default crash-the-process behavior apply — a deliberate, stated departure from the general advice to always let an uncaught exception take a process down, justified specifically because this keeper's poll loop carries no meaningful state between iterations, so continuing after a transient network fault is safe here in a way it would not be for a stateful long-running process. This was not left as an untested assumption: after restarting both keepers on the fixed build, the identical failure class — the same “TypeError: fetch failed” — recurred for real under live 429 rate-limit pressure on both keepers, and both survived it, continuing to log real, subsequent RESCUED outcomes afterward rather than dying.</w:t>
+      </w:r>
+    </w:p>
+    <w:p>
+      <w:pPr>
+        <w:pStyle w:val="Heading3"/>
+        <w:spacing w:after="120" w:before="240"/>
+      </w:pPr>
+      <w:r>
+        <w:rPr>
+          <w:b/>
+          <w:bCs/>
+        </w:rPr>
+        <w:t xml:space="preserve">12.16 Day 9, continued: the public documentation site, and a correction to Section 19's original plan</w:t>
+      </w:r>
+    </w:p>
+    <w:p>
+      <w:pPr>
+        <w:spacing w:after="160" w:line="276"/>
+        <w:jc w:val="both"/>
+      </w:pPr>
+      <w:r>
+        <w:rPr>
+          <w:rFonts w:ascii="Calibri" w:cs="Calibri" w:eastAsia="Calibri" w:hAnsi="Calibri"/>
+          <w:sz w:val="22"/>
+          <w:szCs w:val="22"/>
+        </w:rPr>
+        <w:t xml:space="preserve">Section 19, written earlier in this project's history, described a plan to split site/ into a separate public repository specifically so the protocol's own source could stay private while the site could still be deployed on a free hosting tier requiring public repositories. That plan was not what actually happened, and this report corrects it here rather than leaving an inaccurate claim standing elsewhere in the same document: site/ stayed exactly where it already was, inside the main protocol repository, and was deployed successfully from there, still private, via Cloudflare Workers — whose GitHub integration deploys directly from a private, organization-owned repository with no public-visibility requirement at all. The constraint Section 19 was originally designed around turned out not to be a universal one; it was specific to the first hosting platform tried (Netlify), not to hosting generally.</w:t>
+      </w:r>
+    </w:p>
+    <w:p>
+      <w:pPr>
+        <w:spacing w:after="160" w:line="276"/>
+        <w:jc w:val="both"/>
+      </w:pPr>
+      <w:r>
+        <w:rPr>
+          <w:rFonts w:ascii="Calibri" w:cs="Calibri" w:eastAsia="Calibri" w:hAnsi="Calibri"/>
+          <w:sz w:val="22"/>
+          <w:szCs w:val="22"/>
+        </w:rPr>
+        <w:t xml:space="preserve">Seven new documents were added to docs/ — INSTRUCTIONS.md, INTEGRATION_GUIDE.md, RUNNING_A_KEEPER.md, ECONOMIC_DESIGN.md, WORKED_EXAMPLES.md, ENGINEERING_LOG.md, and RISK_REGISTER.md — and are rendered directly from that same real markdown source into a genuine /docs section on the public site, with no content duplicated between the two; a change to a doc's real source is a change to what the live site shows, by construction, not by discipline. The site is live at https://inertia-protocol.odomushi-core.workers.dev/.</w:t>
+      </w:r>
+    </w:p>
+    <w:p>
+      <w:pPr>
+        <w:spacing w:after="160" w:line="276"/>
+        <w:jc w:val="both"/>
+      </w:pPr>
+      <w:r>
+        <w:rPr>
+          <w:rFonts w:ascii="Calibri" w:cs="Calibri" w:eastAsia="Calibri" w:hAnsi="Calibri"/>
+          <w:sz w:val="22"/>
+          <w:szCs w:val="22"/>
+        </w:rPr>
+        <w:t xml:space="preserve">Two real, separate bugs were found and fixed getting the static export to deploy correctly, worth recording honestly rather than only reporting the eventual success: a custom markdown-renderer extension whose heading/link overrides needed real function methods rather than arrow functions for a required this binding to work, and — the actual root cause of roughly an hour of repeated, confusing deploy failures — a local configuration change (enabling Next.js's static export mode) that had been tested successfully dozens of times locally but had never actually been committed to the repository Cloudflare's build system was cloning from. Every local test passed because it was testing the right, uncommitted file; every Cloudflare build failed because it was building the real, unmodified one. The mismatch, not anything wrong with Cloudflare's build environment, was the entire cause, and finding it required checking the actual git status rather than continuing to theorize about the hosting platform.</w:t>
+      </w:r>
+    </w:p>
+    <w:p>
+      <w:pPr>
         <w:pStyle w:val="Heading2"/>
         <w:spacing w:after="160" w:before="320"/>
       </w:pPr>
@@ -3810,6 +3939,20 @@
           <w:szCs w:val="22"/>
         </w:rPr>
         <w:t xml:space="preserve">Devnet activity to date is a deliberate demonstration of every code path (Section 21), not organic usage from real integrators or real users. That distinction matters: it proves the mechanism works, not that it has been battle-tested under conditions nobody designed.</w:t>
+      </w:r>
+    </w:p>
+    <w:p>
+      <w:pPr>
+        <w:spacing w:after="160" w:line="276"/>
+        <w:jc w:val="both"/>
+      </w:pPr>
+      <w:r>
+        <w:rPr>
+          <w:rFonts w:ascii="Calibri" w:cs="Calibri" w:eastAsia="Calibri" w:hAnsi="Calibri"/>
+          <w:sz w:val="22"/>
+          <w:szCs w:val="22"/>
+        </w:rPr>
+        <w:t xml:space="preserve">Keeper race safety under real concurrent competition is now proven (Section 12.14): two independently-keyed keepers racing the same live escrows produced zero double-spends and zero stuck funds across dozens of real races. Keeper race fairness has real, but not conclusive, supporting evidence — the win distribution converged toward even over a larger sample, arguing against pure determinism, but genuine keeper diversity (independent operators, varied infrastructure and latency) has not been tested, since both identities in this run shared the same machine and the same RPC connection.</w:t>
       </w:r>
     </w:p>
     <w:p>
@@ -5604,7 +5747,7 @@
           <w:sz w:val="22"/>
           <w:szCs w:val="22"/>
         </w:rPr>
-        <w:t xml:space="preserve">The swap-execution layer is deliberately pluggable, and two implementations exist as of this writing: mockDexSwap.ts, a thin adapter for the test-only mock-dex program described in Section 7 (a swap-shaped program that burns input tokens and mints output tokens with no real pricing or liquidity, existing only to prove the CPI relay works against a program Inertia doesn't control), and orcaSwap.ts, a real client against a real, independently-built DEX (Section 18.1). Neither the timing, discovery, nor profitability logic changes based on which swap-execution layer is plugged in — that logic is venue-agnostic by construction, and Section 18.1 is the proof that held up in practice, not just in design.</w:t>
+        <w:t xml:space="preserve">The swap-execution layer is deliberately pluggable. One test-only implementation exists in this package — mockDexSwap.ts, a thin adapter for the test-only mock-dex program described in Section 7 (a swap-shaped program that burns input tokens and mints output tokens with no real pricing or liquidity, existing only to prove the CPI relay works against a program Inertia doesn't control) — and three real implementations now live in @inertia-protocol/sdk rather than here (Section 12.13): orcaSwap.ts, raydiumCpmmSwap.ts, and meteoraDlmmSwap.ts, proven against three real, independently-built DEXes with genuinely different liquidity models (Section 18.1, Section 12.11, Section 12.12). Moving them into the SDK means any integrating platform or independent keeper operator can use the same real, proven clients directly, without depending on this reference bot's own internals. Neither the timing, discovery, nor profitability logic changes based on which swap-execution layer is plugged in — that logic is venue-agnostic by construction, and Sections 18.1, 12.11, and 12.12 are the proof that held up in practice, not just in design.</w:t>
       </w:r>
     </w:p>
     <w:p>
@@ -5700,7 +5843,7 @@
           <w:sz w:val="22"/>
           <w:szCs w:val="22"/>
         </w:rPr>
-        <w:t xml:space="preserve">The site (site/, a Next.js 16 application, not published as part of the core protocol repository — split into its own repository, github.com/Inertia-Protocol/site, specifically so the protocol's source could remain private while the site could be deployed on a free hosting tier that requires public repositories) exists to communicate the mechanism honestly, not to decorate it.</w:t>
+        <w:t xml:space="preserve">The site (site/, a Next.js 16 application) exists to communicate the mechanism honestly, not to decorate it. An earlier version of this report described a plan to split the site into its own, public repository so the protocol's own source could stay private while the site was still hostable on a free tier requiring public repositories; that plan turned out not to be necessary and was not what actually happened (Section 12.16 has the correction and the real deployment story) — the site stayed in the main repository throughout.</w:t>
       </w:r>
     </w:p>
     <w:p>
@@ -5715,6 +5858,20 @@
           <w:szCs w:val="22"/>
         </w:rPr>
         <w:t xml:space="preserve">Its central interactive element is a genuine state-machine animation of the actual rescue lifecycle described in Section 6 — pending, stalled, rescued — built as real, hand-authored SVG and CSS-driven state transitions, not a licensed illustration or a generic template animation. The surrounding visual language (an engineering blueprint aesthetic, a negative-space wordmark, real measured statistics rather than marketing copy) was a deliberate choice to match the register of the underlying engineering work: precise, technical, and willing to show its own numbers rather than describe itself in adjectives. The site's own copy states its real, current status directly — "early development, not yet deployed" — rather than implying more maturity than the project actually has.</w:t>
+      </w:r>
+    </w:p>
+    <w:p>
+      <w:pPr>
+        <w:spacing w:after="160" w:line="276"/>
+        <w:jc w:val="both"/>
+      </w:pPr>
+      <w:r>
+        <w:rPr>
+          <w:rFonts w:ascii="Calibri" w:cs="Calibri" w:eastAsia="Calibri" w:hAnsi="Calibri"/>
+          <w:sz w:val="22"/>
+          <w:szCs w:val="22"/>
+        </w:rPr>
+        <w:t xml:space="preserve">That line is now stale and is corrected here rather than left standing: the site is deployed, live, and includes a full public /docs section (Section 12.16) alongside the landing page, at https://inertia-protocol.odomushi-core.workers.dev/.</w:t>
       </w:r>
     </w:p>
     <w:p>
@@ -14208,139 +14365,48 @@
           <w:szCs w:val="18"/>
         </w:rPr>
         <w:t xml:space="preserve">inertia-protocol/</w:t>
-      </w:r>
-      <w:r>
-        <w:rPr>
-          <w:rFonts w:ascii="Consolas" w:cs="Consolas" w:eastAsia="Consolas" w:hAnsi="Consolas"/>
-          <w:sz w:val="18"/>
-          <w:szCs w:val="18"/>
-        </w:rPr>
         <w:br/>
         <w:t xml:space="preserve">├── programs/</w:t>
-      </w:r>
-      <w:r>
-        <w:rPr>
-          <w:rFonts w:ascii="Consolas" w:cs="Consolas" w:eastAsia="Consolas" w:hAnsi="Consolas"/>
-          <w:sz w:val="18"/>
-          <w:szCs w:val="18"/>
-        </w:rPr>
         <w:br/>
         <w:t xml:space="preserve">│   ├── inertia-protocol/     the on-chain program (5 instructions)</w:t>
-      </w:r>
-      <w:r>
-        <w:rPr>
-          <w:rFonts w:ascii="Consolas" w:cs="Consolas" w:eastAsia="Consolas" w:hAnsi="Consolas"/>
-          <w:sz w:val="18"/>
-          <w:szCs w:val="18"/>
-        </w:rPr>
         <w:br/>
         <w:t xml:space="preserve">│   └── mock-dex/             test-only swap program, not part of the</w:t>
-      </w:r>
-      <w:r>
-        <w:rPr>
-          <w:rFonts w:ascii="Consolas" w:cs="Consolas" w:eastAsia="Consolas" w:hAnsi="Consolas"/>
-          <w:sz w:val="18"/>
-          <w:szCs w:val="18"/>
-        </w:rPr>
         <w:br/>
         <w:t xml:space="preserve">│                              deployed protocol</w:t>
-      </w:r>
-      <w:r>
-        <w:rPr>
-          <w:rFonts w:ascii="Consolas" w:cs="Consolas" w:eastAsia="Consolas" w:hAnsi="Consolas"/>
-          <w:sz w:val="18"/>
-          <w:szCs w:val="18"/>
-        </w:rPr>
         <w:br/>
         <w:t xml:space="preserve">├── tests/                    TypeScript integration suite (8/8, Section 14)</w:t>
-      </w:r>
-      <w:r>
-        <w:rPr>
-          <w:rFonts w:ascii="Consolas" w:cs="Consolas" w:eastAsia="Consolas" w:hAnsi="Consolas"/>
-          <w:sz w:val="18"/>
-          <w:szCs w:val="18"/>
-        </w:rPr>
         <w:br/>
         <w:t xml:space="preserve">├── trident-tests/            Trident fuzz campaign (Section 15)</w:t>
-      </w:r>
-      <w:r>
-        <w:rPr>
-          <w:rFonts w:ascii="Consolas" w:cs="Consolas" w:eastAsia="Consolas" w:hAnsi="Consolas"/>
-          <w:sz w:val="18"/>
-          <w:szCs w:val="18"/>
-        </w:rPr>
+        <w:br/>
+        <w:t xml:space="preserve">├── docs/                     RISK_REGISTER.md, INTEGRATION_GUIDE.md,</w:t>
+        <w:br/>
+        <w:t xml:space="preserve">│                              INSTRUCTIONS.md, ECONOMIC_DESIGN.md,</w:t>
+        <w:br/>
+        <w:t xml:space="preserve">│                              WORKED_EXAMPLES.md, ENGINEERING_LOG.md,</w:t>
+        <w:br/>
+        <w:t xml:space="preserve">│                              RUNNING_A_KEEPER.md -- rendered live at</w:t>
+        <w:br/>
+        <w:t xml:space="preserve">│                              /docs on the site (Section 12.16)</w:t>
         <w:br/>
         <w:t xml:space="preserve">├── packages/</w:t>
-      </w:r>
-      <w:r>
-        <w:rPr>
-          <w:rFonts w:ascii="Consolas" w:cs="Consolas" w:eastAsia="Consolas" w:hAnsi="Consolas"/>
-          <w:sz w:val="18"/>
-          <w:szCs w:val="18"/>
-        </w:rPr>
         <w:br/>
-        <w:t xml:space="preserve">│   ├── sdk/                  @inertia-protocol/sdk (Section 17)</w:t>
-      </w:r>
-      <w:r>
-        <w:rPr>
-          <w:rFonts w:ascii="Consolas" w:cs="Consolas" w:eastAsia="Consolas" w:hAnsi="Consolas"/>
-          <w:sz w:val="18"/>
-          <w:szCs w:val="18"/>
-        </w:rPr>
+        <w:t xml:space="preserve">│   ├── sdk/                  @inertia-protocol/sdk (Section 17), including</w:t>
+        <w:br/>
+        <w:t xml:space="preserve">│   │                          the three real DEX swap-builder clients</w:t>
+        <w:br/>
+        <w:t xml:space="preserve">│   │                          (orcaSwap.ts, raydiumCpmmSwap.ts,</w:t>
+        <w:br/>
+        <w:t xml:space="preserve">│   │                          meteoraDlmmSwap.ts -- Section 12.13)</w:t>
         <w:br/>
         <w:t xml:space="preserve">│   └── keeper/                @inertia-protocol/keeper (Section 18)</w:t>
-      </w:r>
-      <w:r>
-        <w:rPr>
-          <w:rFonts w:ascii="Consolas" w:cs="Consolas" w:eastAsia="Consolas" w:hAnsi="Consolas"/>
-          <w:sz w:val="18"/>
-          <w:szCs w:val="18"/>
-        </w:rPr>
         <w:br/>
-        <w:t xml:space="preserve">│       ├── src/mockDexSwap.ts    test-only swap builder</w:t>
-      </w:r>
-      <w:r>
-        <w:rPr>
-          <w:rFonts w:ascii="Consolas" w:cs="Consolas" w:eastAsia="Consolas" w:hAnsi="Consolas"/>
-          <w:sz w:val="18"/>
-          <w:szCs w:val="18"/>
-        </w:rPr>
+        <w:t xml:space="preserve">│       └── src/mockDexSwap.ts    test-only swap builder only</w:t>
         <w:br/>
-        <w:t xml:space="preserve">│       └── src/orcaSwap.ts       real Orca Whirlpools swap builder (18.1)</w:t>
-      </w:r>
-      <w:r>
-        <w:rPr>
-          <w:rFonts w:ascii="Consolas" w:cs="Consolas" w:eastAsia="Consolas" w:hAnsi="Consolas"/>
-          <w:sz w:val="18"/>
-          <w:szCs w:val="18"/>
-        </w:rPr>
+        <w:t xml:space="preserve">├── site/                     public site + /docs, same repository,</w:t>
         <w:br/>
-        <w:t xml:space="preserve">├── site/                     public-facing site source (split into its</w:t>
-      </w:r>
-      <w:r>
-        <w:rPr>
-          <w:rFonts w:ascii="Consolas" w:cs="Consolas" w:eastAsia="Consolas" w:hAnsi="Consolas"/>
-          <w:sz w:val="18"/>
-          <w:szCs w:val="18"/>
-        </w:rPr>
-        <w:br/>
-        <w:t xml:space="preserve">│                              own repository for public hosting, Section 19)</w:t>
-      </w:r>
-      <w:r>
-        <w:rPr>
-          <w:rFonts w:ascii="Consolas" w:cs="Consolas" w:eastAsia="Consolas" w:hAnsi="Consolas"/>
-          <w:sz w:val="18"/>
-          <w:szCs w:val="18"/>
-        </w:rPr>
+        <w:t xml:space="preserve">│                              deployed via Cloudflare Workers (Section 12.16)</w:t>
         <w:br/>
         <w:t xml:space="preserve">├── README.md</w:t>
-      </w:r>
-      <w:r>
-        <w:rPr>
-          <w:rFonts w:ascii="Consolas" w:cs="Consolas" w:eastAsia="Consolas" w:hAnsi="Consolas"/>
-          <w:sz w:val="18"/>
-          <w:szCs w:val="18"/>
-        </w:rPr>
         <w:br/>
         <w:t xml:space="preserve">└── CONTRIBUTING.md            real build/test/fuzz gotchas, Part III</w:t>
       </w:r>
@@ -14412,247 +14478,58 @@
           <w:szCs w:val="18"/>
         </w:rPr>
         <w:t xml:space="preserve">use anchor_lang::prelude::*;</w:t>
-      </w:r>
-      <w:r>
-        <w:rPr>
-          <w:rFonts w:ascii="Consolas" w:cs="Consolas" w:eastAsia="Consolas" w:hAnsi="Consolas"/>
-          <w:sz w:val="18"/>
-          <w:szCs w:val="18"/>
-        </w:rPr>
         <w:br/>
         <w:t xml:space="preserve"/>
-      </w:r>
-      <w:r>
-        <w:rPr>
-          <w:rFonts w:ascii="Consolas" w:cs="Consolas" w:eastAsia="Consolas" w:hAnsi="Consolas"/>
-          <w:sz w:val="18"/>
-          <w:szCs w:val="18"/>
-        </w:rPr>
         <w:br/>
         <w:t xml:space="preserve">#[account]</w:t>
-      </w:r>
-      <w:r>
-        <w:rPr>
-          <w:rFonts w:ascii="Consolas" w:cs="Consolas" w:eastAsia="Consolas" w:hAnsi="Consolas"/>
-          <w:sz w:val="18"/>
-          <w:szCs w:val="18"/>
-        </w:rPr>
         <w:br/>
         <w:t xml:space="preserve">#[derive(InitSpace)]</w:t>
-      </w:r>
-      <w:r>
-        <w:rPr>
-          <w:rFonts w:ascii="Consolas" w:cs="Consolas" w:eastAsia="Consolas" w:hAnsi="Consolas"/>
-          <w:sz w:val="18"/>
-          <w:szCs w:val="18"/>
-        </w:rPr>
         <w:br/>
         <w:t xml:space="preserve">pub struct EscrowState {</w:t>
-      </w:r>
-      <w:r>
-        <w:rPr>
-          <w:rFonts w:ascii="Consolas" w:cs="Consolas" w:eastAsia="Consolas" w:hAnsi="Consolas"/>
-          <w:sz w:val="18"/>
-          <w:szCs w:val="18"/>
-        </w:rPr>
         <w:br/>
         <w:t xml:space="preserve">    pub user_wallet: Pubkey,</w:t>
-      </w:r>
-      <w:r>
-        <w:rPr>
-          <w:rFonts w:ascii="Consolas" w:cs="Consolas" w:eastAsia="Consolas" w:hAnsi="Consolas"/>
-          <w:sz w:val="18"/>
-          <w:szCs w:val="18"/>
-        </w:rPr>
         <w:br/>
         <w:t xml:space="preserve">    pub partner_wallet: Pubkey,</w:t>
-      </w:r>
-      <w:r>
-        <w:rPr>
-          <w:rFonts w:ascii="Consolas" w:cs="Consolas" w:eastAsia="Consolas" w:hAnsi="Consolas"/>
-          <w:sz w:val="18"/>
-          <w:szCs w:val="18"/>
-        </w:rPr>
         <w:br/>
         <w:t xml:space="preserve">    pub user_input_token_account: Pubkey,</w:t>
-      </w:r>
-      <w:r>
-        <w:rPr>
-          <w:rFonts w:ascii="Consolas" w:cs="Consolas" w:eastAsia="Consolas" w:hAnsi="Consolas"/>
-          <w:sz w:val="18"/>
-          <w:szCs w:val="18"/>
-        </w:rPr>
         <w:br/>
         <w:t xml:space="preserve">    pub input_amount: u64,</w:t>
-      </w:r>
-      <w:r>
-        <w:rPr>
-          <w:rFonts w:ascii="Consolas" w:cs="Consolas" w:eastAsia="Consolas" w:hAnsi="Consolas"/>
-          <w:sz w:val="18"/>
-          <w:szCs w:val="18"/>
-        </w:rPr>
         <w:br/>
         <w:t xml:space="preserve">    pub expected_program_id: Pubkey,</w:t>
-      </w:r>
-      <w:r>
-        <w:rPr>
-          <w:rFonts w:ascii="Consolas" w:cs="Consolas" w:eastAsia="Consolas" w:hAnsi="Consolas"/>
-          <w:sz w:val="18"/>
-          <w:szCs w:val="18"/>
-        </w:rPr>
         <w:br/>
         <w:t xml:space="preserve">    pub expected_discriminator: [u8; 8],</w:t>
-      </w:r>
-      <w:r>
-        <w:rPr>
-          <w:rFonts w:ascii="Consolas" w:cs="Consolas" w:eastAsia="Consolas" w:hAnsi="Consolas"/>
-          <w:sz w:val="18"/>
-          <w:szCs w:val="18"/>
-        </w:rPr>
         <w:br/>
         <w:t xml:space="preserve">    pub expected_destination_token_account: Pubkey,</w:t>
-      </w:r>
-      <w:r>
-        <w:rPr>
-          <w:rFonts w:ascii="Consolas" w:cs="Consolas" w:eastAsia="Consolas" w:hAnsi="Consolas"/>
-          <w:sz w:val="18"/>
-          <w:szCs w:val="18"/>
-        </w:rPr>
         <w:br/>
         <w:t xml:space="preserve">    pub expected_output_amount: u64,</w:t>
-      </w:r>
-      <w:r>
-        <w:rPr>
-          <w:rFonts w:ascii="Consolas" w:cs="Consolas" w:eastAsia="Consolas" w:hAnsi="Consolas"/>
-          <w:sz w:val="18"/>
-          <w:szCs w:val="18"/>
-        </w:rPr>
         <w:br/>
         <w:t xml:space="preserve">    pub gas_buffer_lamports: u64,</w:t>
-      </w:r>
-      <w:r>
-        <w:rPr>
-          <w:rFonts w:ascii="Consolas" w:cs="Consolas" w:eastAsia="Consolas" w:hAnsi="Consolas"/>
-          <w:sz w:val="18"/>
-          <w:szCs w:val="18"/>
-        </w:rPr>
         <w:br/>
         <w:t xml:space="preserve">    pub creation_slot: u64,</w:t>
-      </w:r>
-      <w:r>
-        <w:rPr>
-          <w:rFonts w:ascii="Consolas" w:cs="Consolas" w:eastAsia="Consolas" w:hAnsi="Consolas"/>
-          <w:sz w:val="18"/>
-          <w:szCs w:val="18"/>
-        </w:rPr>
         <w:br/>
         <w:t xml:space="preserve">    pub ttl_slots: u64,</w:t>
-      </w:r>
-      <w:r>
-        <w:rPr>
-          <w:rFonts w:ascii="Consolas" w:cs="Consolas" w:eastAsia="Consolas" w:hAnsi="Consolas"/>
-          <w:sz w:val="18"/>
-          <w:szCs w:val="18"/>
-        </w:rPr>
         <w:br/>
         <w:t xml:space="preserve">    pub nonce: u64,</w:t>
-      </w:r>
-      <w:r>
-        <w:rPr>
-          <w:rFonts w:ascii="Consolas" w:cs="Consolas" w:eastAsia="Consolas" w:hAnsi="Consolas"/>
-          <w:sz w:val="18"/>
-          <w:szCs w:val="18"/>
-        </w:rPr>
         <w:br/>
         <w:t xml:space="preserve">    pub status: EscrowStatus,</w:t>
-      </w:r>
-      <w:r>
-        <w:rPr>
-          <w:rFonts w:ascii="Consolas" w:cs="Consolas" w:eastAsia="Consolas" w:hAnsi="Consolas"/>
-          <w:sz w:val="18"/>
-          <w:szCs w:val="18"/>
-        </w:rPr>
         <w:br/>
         <w:t xml:space="preserve">    pub bump: u8,</w:t>
-      </w:r>
-      <w:r>
-        <w:rPr>
-          <w:rFonts w:ascii="Consolas" w:cs="Consolas" w:eastAsia="Consolas" w:hAnsi="Consolas"/>
-          <w:sz w:val="18"/>
-          <w:szCs w:val="18"/>
-        </w:rPr>
         <w:br/>
         <w:t xml:space="preserve">}</w:t>
-      </w:r>
-      <w:r>
-        <w:rPr>
-          <w:rFonts w:ascii="Consolas" w:cs="Consolas" w:eastAsia="Consolas" w:hAnsi="Consolas"/>
-          <w:sz w:val="18"/>
-          <w:szCs w:val="18"/>
-        </w:rPr>
         <w:br/>
         <w:t xml:space="preserve"/>
-      </w:r>
-      <w:r>
-        <w:rPr>
-          <w:rFonts w:ascii="Consolas" w:cs="Consolas" w:eastAsia="Consolas" w:hAnsi="Consolas"/>
-          <w:sz w:val="18"/>
-          <w:szCs w:val="18"/>
-        </w:rPr>
         <w:br/>
         <w:t xml:space="preserve">#[derive(AnchorSerialize, AnchorDeserialize, Clone, Copy, PartialEq, Eq, InitSpace)]</w:t>
-      </w:r>
-      <w:r>
-        <w:rPr>
-          <w:rFonts w:ascii="Consolas" w:cs="Consolas" w:eastAsia="Consolas" w:hAnsi="Consolas"/>
-          <w:sz w:val="18"/>
-          <w:szCs w:val="18"/>
-        </w:rPr>
         <w:br/>
         <w:t xml:space="preserve">pub enum EscrowStatus {</w:t>
-      </w:r>
-      <w:r>
-        <w:rPr>
-          <w:rFonts w:ascii="Consolas" w:cs="Consolas" w:eastAsia="Consolas" w:hAnsi="Consolas"/>
-          <w:sz w:val="18"/>
-          <w:szCs w:val="18"/>
-        </w:rPr>
         <w:br/>
         <w:t xml:space="preserve">    Pending,</w:t>
-      </w:r>
-      <w:r>
-        <w:rPr>
-          <w:rFonts w:ascii="Consolas" w:cs="Consolas" w:eastAsia="Consolas" w:hAnsi="Consolas"/>
-          <w:sz w:val="18"/>
-          <w:szCs w:val="18"/>
-        </w:rPr>
         <w:br/>
         <w:t xml:space="preserve">    Executed,</w:t>
-      </w:r>
-      <w:r>
-        <w:rPr>
-          <w:rFonts w:ascii="Consolas" w:cs="Consolas" w:eastAsia="Consolas" w:hAnsi="Consolas"/>
-          <w:sz w:val="18"/>
-          <w:szCs w:val="18"/>
-        </w:rPr>
         <w:br/>
         <w:t xml:space="preserve">    Rescued,</w:t>
-      </w:r>
-      <w:r>
-        <w:rPr>
-          <w:rFonts w:ascii="Consolas" w:cs="Consolas" w:eastAsia="Consolas" w:hAnsi="Consolas"/>
-          <w:sz w:val="18"/>
-          <w:szCs w:val="18"/>
-        </w:rPr>
         <w:br/>
         <w:t xml:space="preserve">    Expired,</w:t>
-      </w:r>
-      <w:r>
-        <w:rPr>
-          <w:rFonts w:ascii="Consolas" w:cs="Consolas" w:eastAsia="Consolas" w:hAnsi="Consolas"/>
-          <w:sz w:val="18"/>
-          <w:szCs w:val="18"/>
-        </w:rPr>
         <w:br/>
         <w:t xml:space="preserve">}</w:t>
       </w:r>
@@ -14715,247 +14592,58 @@
           <w:szCs w:val="18"/>
         </w:rPr>
         <w:t xml:space="preserve">pub const ESCROW_SEED: &amp;[u8] = b"escrow";</w:t>
-      </w:r>
-      <w:r>
-        <w:rPr>
-          <w:rFonts w:ascii="Consolas" w:cs="Consolas" w:eastAsia="Consolas" w:hAnsi="Consolas"/>
-          <w:sz w:val="18"/>
-          <w:szCs w:val="18"/>
-        </w:rPr>
         <w:br/>
         <w:t xml:space="preserve"/>
-      </w:r>
-      <w:r>
-        <w:rPr>
-          <w:rFonts w:ascii="Consolas" w:cs="Consolas" w:eastAsia="Consolas" w:hAnsi="Consolas"/>
-          <w:sz w:val="18"/>
-          <w:szCs w:val="18"/>
-        </w:rPr>
         <w:br/>
         <w:t xml:space="preserve">pub const TTL_SLOTS: u64 = 2;</w:t>
-      </w:r>
-      <w:r>
-        <w:rPr>
-          <w:rFonts w:ascii="Consolas" w:cs="Consolas" w:eastAsia="Consolas" w:hAnsi="Consolas"/>
-          <w:sz w:val="18"/>
-          <w:szCs w:val="18"/>
-        </w:rPr>
         <w:br/>
         <w:t xml:space="preserve">pub const SELF_RESCUE_SLOTS: u64 = 150;</w:t>
-      </w:r>
-      <w:r>
-        <w:rPr>
-          <w:rFonts w:ascii="Consolas" w:cs="Consolas" w:eastAsia="Consolas" w:hAnsi="Consolas"/>
-          <w:sz w:val="18"/>
-          <w:szCs w:val="18"/>
-        </w:rPr>
         <w:br/>
         <w:t xml:space="preserve">pub const CLEANUP_SLOTS: u64 = 300;</w:t>
-      </w:r>
-      <w:r>
-        <w:rPr>
-          <w:rFonts w:ascii="Consolas" w:cs="Consolas" w:eastAsia="Consolas" w:hAnsi="Consolas"/>
-          <w:sz w:val="18"/>
-          <w:szCs w:val="18"/>
-        </w:rPr>
         <w:br/>
         <w:t xml:space="preserve"/>
-      </w:r>
-      <w:r>
-        <w:rPr>
-          <w:rFonts w:ascii="Consolas" w:cs="Consolas" w:eastAsia="Consolas" w:hAnsi="Consolas"/>
-          <w:sz w:val="18"/>
-          <w:szCs w:val="18"/>
-        </w:rPr>
         <w:br/>
         <w:t xml:space="preserve">pub const BASIS_POINTS_DIVISOR: u128 = 10_000;</w:t>
-      </w:r>
-      <w:r>
-        <w:rPr>
-          <w:rFonts w:ascii="Consolas" w:cs="Consolas" w:eastAsia="Consolas" w:hAnsi="Consolas"/>
-          <w:sz w:val="18"/>
-          <w:szCs w:val="18"/>
-        </w:rPr>
         <w:br/>
         <w:t xml:space="preserve">pub const KEEPER_SHARE_BPS: u128 = 9_000;</w:t>
-      </w:r>
-      <w:r>
-        <w:rPr>
-          <w:rFonts w:ascii="Consolas" w:cs="Consolas" w:eastAsia="Consolas" w:hAnsi="Consolas"/>
-          <w:sz w:val="18"/>
-          <w:szCs w:val="18"/>
-        </w:rPr>
         <w:br/>
         <w:t xml:space="preserve">pub const PARTNER_SHARE_BPS: u128 = 500;</w:t>
-      </w:r>
-      <w:r>
-        <w:rPr>
-          <w:rFonts w:ascii="Consolas" w:cs="Consolas" w:eastAsia="Consolas" w:hAnsi="Consolas"/>
-          <w:sz w:val="18"/>
-          <w:szCs w:val="18"/>
-        </w:rPr>
         <w:br/>
         <w:t xml:space="preserve">pub const TREASURY_SHARE_BPS: u128 = 500;</w:t>
-      </w:r>
-      <w:r>
-        <w:rPr>
-          <w:rFonts w:ascii="Consolas" w:cs="Consolas" w:eastAsia="Consolas" w:hAnsi="Consolas"/>
-          <w:sz w:val="18"/>
-          <w:szCs w:val="18"/>
-        </w:rPr>
         <w:br/>
         <w:t xml:space="preserve">pub const CLEANUP_BOUNTY_BPS: u128 = 1_000;</w:t>
-      </w:r>
-      <w:r>
-        <w:rPr>
-          <w:rFonts w:ascii="Consolas" w:cs="Consolas" w:eastAsia="Consolas" w:hAnsi="Consolas"/>
-          <w:sz w:val="18"/>
-          <w:szCs w:val="18"/>
-        </w:rPr>
         <w:br/>
         <w:t xml:space="preserve"/>
-      </w:r>
-      <w:r>
-        <w:rPr>
-          <w:rFonts w:ascii="Consolas" w:cs="Consolas" w:eastAsia="Consolas" w:hAnsi="Consolas"/>
-          <w:sz w:val="18"/>
-          <w:szCs w:val="18"/>
-        </w:rPr>
         <w:br/>
         <w:t xml:space="preserve">pub const TREASURY_PUBKEY: Pubkey =</w:t>
-      </w:r>
-      <w:r>
-        <w:rPr>
-          <w:rFonts w:ascii="Consolas" w:cs="Consolas" w:eastAsia="Consolas" w:hAnsi="Consolas"/>
-          <w:sz w:val="18"/>
-          <w:szCs w:val="18"/>
-        </w:rPr>
         <w:br/>
         <w:t xml:space="preserve">    pubkey!("AX32tpNHzJsDvYvSuuT7NCiSQy6tMMyDdvrNzGYm8tYK");</w:t>
-      </w:r>
-      <w:r>
-        <w:rPr>
-          <w:rFonts w:ascii="Consolas" w:cs="Consolas" w:eastAsia="Consolas" w:hAnsi="Consolas"/>
-          <w:sz w:val="18"/>
-          <w:szCs w:val="18"/>
-        </w:rPr>
         <w:br/>
         <w:t xml:space="preserve"/>
-      </w:r>
-      <w:r>
-        <w:rPr>
-          <w:rFonts w:ascii="Consolas" w:cs="Consolas" w:eastAsia="Consolas" w:hAnsi="Consolas"/>
-          <w:sz w:val="18"/>
-          <w:szCs w:val="18"/>
-        </w:rPr>
         <w:br/>
         <w:t xml:space="preserve">pub const MIN_JITO_TIP_LAMPORTS: u64 = 10_000;</w:t>
-      </w:r>
-      <w:r>
-        <w:rPr>
-          <w:rFonts w:ascii="Consolas" w:cs="Consolas" w:eastAsia="Consolas" w:hAnsi="Consolas"/>
-          <w:sz w:val="18"/>
-          <w:szCs w:val="18"/>
-        </w:rPr>
         <w:br/>
         <w:t xml:space="preserve">pub const TIP_DECAY_SLOTS: u64 = 15;</w:t>
-      </w:r>
-      <w:r>
-        <w:rPr>
-          <w:rFonts w:ascii="Consolas" w:cs="Consolas" w:eastAsia="Consolas" w:hAnsi="Consolas"/>
-          <w:sz w:val="18"/>
-          <w:szCs w:val="18"/>
-        </w:rPr>
         <w:br/>
         <w:t xml:space="preserve"/>
-      </w:r>
-      <w:r>
-        <w:rPr>
-          <w:rFonts w:ascii="Consolas" w:cs="Consolas" w:eastAsia="Consolas" w:hAnsi="Consolas"/>
-          <w:sz w:val="18"/>
-          <w:szCs w:val="18"/>
-        </w:rPr>
         <w:br/>
         <w:t xml:space="preserve">pub const JITO_TIP_ACCOUNTS: [Pubkey; 8] = [</w:t>
-      </w:r>
-      <w:r>
-        <w:rPr>
-          <w:rFonts w:ascii="Consolas" w:cs="Consolas" w:eastAsia="Consolas" w:hAnsi="Consolas"/>
-          <w:sz w:val="18"/>
-          <w:szCs w:val="18"/>
-        </w:rPr>
         <w:br/>
         <w:t xml:space="preserve">    pubkey!("96gYZGLnJYVFmbjzopPSU6QiEV5fGqZNyN9nmNhvrZU5"),</w:t>
-      </w:r>
-      <w:r>
-        <w:rPr>
-          <w:rFonts w:ascii="Consolas" w:cs="Consolas" w:eastAsia="Consolas" w:hAnsi="Consolas"/>
-          <w:sz w:val="18"/>
-          <w:szCs w:val="18"/>
-        </w:rPr>
         <w:br/>
         <w:t xml:space="preserve">    pubkey!("HFqU5x63VTqvQss8hp11i4wVV8bD44PvwucfZ2bU7gRe"),</w:t>
-      </w:r>
-      <w:r>
-        <w:rPr>
-          <w:rFonts w:ascii="Consolas" w:cs="Consolas" w:eastAsia="Consolas" w:hAnsi="Consolas"/>
-          <w:sz w:val="18"/>
-          <w:szCs w:val="18"/>
-        </w:rPr>
         <w:br/>
         <w:t xml:space="preserve">    pubkey!("Cw8CFyM9FkoMi7K7Crf6HNQqf4uEMzpKw6QNghXLvLkY"),</w:t>
-      </w:r>
-      <w:r>
-        <w:rPr>
-          <w:rFonts w:ascii="Consolas" w:cs="Consolas" w:eastAsia="Consolas" w:hAnsi="Consolas"/>
-          <w:sz w:val="18"/>
-          <w:szCs w:val="18"/>
-        </w:rPr>
         <w:br/>
         <w:t xml:space="preserve">    pubkey!("ADaUMid9yfUytqMBgopwjb2DTLSokTSzL1zt6iGPaS49"),</w:t>
-      </w:r>
-      <w:r>
-        <w:rPr>
-          <w:rFonts w:ascii="Consolas" w:cs="Consolas" w:eastAsia="Consolas" w:hAnsi="Consolas"/>
-          <w:sz w:val="18"/>
-          <w:szCs w:val="18"/>
-        </w:rPr>
         <w:br/>
         <w:t xml:space="preserve">    pubkey!("DfXygSm4jCyNCybVYYK6DwvWqjKee8pbDmJGcLWNDXjh"),</w:t>
-      </w:r>
-      <w:r>
-        <w:rPr>
-          <w:rFonts w:ascii="Consolas" w:cs="Consolas" w:eastAsia="Consolas" w:hAnsi="Consolas"/>
-          <w:sz w:val="18"/>
-          <w:szCs w:val="18"/>
-        </w:rPr>
         <w:br/>
         <w:t xml:space="preserve">    pubkey!("ADuUkR4vqLUMWXxW9gh6D6L8pMSawimctcNZ5pGwDcEt"),</w:t>
-      </w:r>
-      <w:r>
-        <w:rPr>
-          <w:rFonts w:ascii="Consolas" w:cs="Consolas" w:eastAsia="Consolas" w:hAnsi="Consolas"/>
-          <w:sz w:val="18"/>
-          <w:szCs w:val="18"/>
-        </w:rPr>
         <w:br/>
         <w:t xml:space="preserve">    pubkey!("DttWaMuVvTiduZRnguLF7jNxTgiMBZ1hyAumKUiL2KRL"),</w:t>
-      </w:r>
-      <w:r>
-        <w:rPr>
-          <w:rFonts w:ascii="Consolas" w:cs="Consolas" w:eastAsia="Consolas" w:hAnsi="Consolas"/>
-          <w:sz w:val="18"/>
-          <w:szCs w:val="18"/>
-        </w:rPr>
         <w:br/>
         <w:t xml:space="preserve">    pubkey!("3AVi9Tg9Uo68tJfuvoKvqKNWKkC5wPdSSdeBnizKZ6jT"),</w:t>
-      </w:r>
-      <w:r>
-        <w:rPr>
-          <w:rFonts w:ascii="Consolas" w:cs="Consolas" w:eastAsia="Consolas" w:hAnsi="Consolas"/>
-          <w:sz w:val="18"/>
-          <w:szCs w:val="18"/>
-        </w:rPr>
         <w:br/>
         <w:t xml:space="preserve">];</w:t>
       </w:r>
@@ -15032,292 +14720,68 @@
           <w:szCs w:val="18"/>
         </w:rPr>
         <w:t xml:space="preserve">#[error_code]</w:t>
-      </w:r>
-      <w:r>
-        <w:rPr>
-          <w:rFonts w:ascii="Consolas" w:cs="Consolas" w:eastAsia="Consolas" w:hAnsi="Consolas"/>
-          <w:sz w:val="18"/>
-          <w:szCs w:val="18"/>
-        </w:rPr>
         <w:br/>
         <w:t xml:space="preserve">pub enum InertiaError {</w:t>
-      </w:r>
-      <w:r>
-        <w:rPr>
-          <w:rFonts w:ascii="Consolas" w:cs="Consolas" w:eastAsia="Consolas" w:hAnsi="Consolas"/>
-          <w:sz w:val="18"/>
-          <w:szCs w:val="18"/>
-        </w:rPr>
         <w:br/>
         <w:t xml:space="preserve">    #[msg("Gas buffer is below the dynamic minimum required")]</w:t>
-      </w:r>
-      <w:r>
-        <w:rPr>
-          <w:rFonts w:ascii="Consolas" w:cs="Consolas" w:eastAsia="Consolas" w:hAnsi="Consolas"/>
-          <w:sz w:val="18"/>
-          <w:szCs w:val="18"/>
-        </w:rPr>
         <w:br/>
         <w:t xml:space="preserve">    BufferBelowMinimum,</w:t>
-      </w:r>
-      <w:r>
-        <w:rPr>
-          <w:rFonts w:ascii="Consolas" w:cs="Consolas" w:eastAsia="Consolas" w:hAnsi="Consolas"/>
-          <w:sz w:val="18"/>
-          <w:szCs w:val="18"/>
-        </w:rPr>
         <w:br/>
         <w:t xml:space="preserve">    #[msg("Escrow is not in Pending status")]</w:t>
-      </w:r>
-      <w:r>
-        <w:rPr>
-          <w:rFonts w:ascii="Consolas" w:cs="Consolas" w:eastAsia="Consolas" w:hAnsi="Consolas"/>
-          <w:sz w:val="18"/>
-          <w:szCs w:val="18"/>
-        </w:rPr>
         <w:br/>
         <w:t xml:space="preserve">    NotPending,</w:t>
-      </w:r>
-      <w:r>
-        <w:rPr>
-          <w:rFonts w:ascii="Consolas" w:cs="Consolas" w:eastAsia="Consolas" w:hAnsi="Consolas"/>
-          <w:sz w:val="18"/>
-          <w:szCs w:val="18"/>
-        </w:rPr>
         <w:br/>
         <w:t xml:space="preserve">    #[msg("TTL has not yet elapsed")]</w:t>
-      </w:r>
-      <w:r>
-        <w:rPr>
-          <w:rFonts w:ascii="Consolas" w:cs="Consolas" w:eastAsia="Consolas" w:hAnsi="Consolas"/>
-          <w:sz w:val="18"/>
-          <w:szCs w:val="18"/>
-        </w:rPr>
         <w:br/>
         <w:t xml:space="preserve">    TtlNotElapsed,</w:t>
-      </w:r>
-      <w:r>
-        <w:rPr>
-          <w:rFonts w:ascii="Consolas" w:cs="Consolas" w:eastAsia="Consolas" w:hAnsi="Consolas"/>
-          <w:sz w:val="18"/>
-          <w:szCs w:val="18"/>
-        </w:rPr>
         <w:br/>
         <w:t xml:space="preserve">    #[msg("Self-rescue window has not yet elapsed")]</w:t>
-      </w:r>
-      <w:r>
-        <w:rPr>
-          <w:rFonts w:ascii="Consolas" w:cs="Consolas" w:eastAsia="Consolas" w:hAnsi="Consolas"/>
-          <w:sz w:val="18"/>
-          <w:szCs w:val="18"/>
-        </w:rPr>
         <w:br/>
         <w:t xml:space="preserve">    SelfRescueWindowNotElapsed,</w:t>
-      </w:r>
-      <w:r>
-        <w:rPr>
-          <w:rFonts w:ascii="Consolas" w:cs="Consolas" w:eastAsia="Consolas" w:hAnsi="Consolas"/>
-          <w:sz w:val="18"/>
-          <w:szCs w:val="18"/>
-        </w:rPr>
         <w:br/>
         <w:t xml:space="preserve">    #[msg("Cleanup window has not yet elapsed")]</w:t>
-      </w:r>
-      <w:r>
-        <w:rPr>
-          <w:rFonts w:ascii="Consolas" w:cs="Consolas" w:eastAsia="Consolas" w:hAnsi="Consolas"/>
-          <w:sz w:val="18"/>
-          <w:szCs w:val="18"/>
-        </w:rPr>
         <w:br/>
         <w:t xml:space="preserve">    CleanupWindowNotElapsed,</w:t>
-      </w:r>
-      <w:r>
-        <w:rPr>
-          <w:rFonts w:ascii="Consolas" w:cs="Consolas" w:eastAsia="Consolas" w:hAnsi="Consolas"/>
-          <w:sz w:val="18"/>
-          <w:szCs w:val="18"/>
-        </w:rPr>
         <w:br/>
         <w:t xml:space="preserve">    #[msg("Jito tip instruction not found in transaction")]</w:t>
-      </w:r>
-      <w:r>
-        <w:rPr>
-          <w:rFonts w:ascii="Consolas" w:cs="Consolas" w:eastAsia="Consolas" w:hAnsi="Consolas"/>
-          <w:sz w:val="18"/>
-          <w:szCs w:val="18"/>
-        </w:rPr>
         <w:br/>
         <w:t xml:space="preserve">    MissingJitoTip,</w:t>
-      </w:r>
-      <w:r>
-        <w:rPr>
-          <w:rFonts w:ascii="Consolas" w:cs="Consolas" w:eastAsia="Consolas" w:hAnsi="Consolas"/>
-          <w:sz w:val="18"/>
-          <w:szCs w:val="18"/>
-        </w:rPr>
         <w:br/>
         <w:t xml:space="preserve">    #[msg("Expected swap instruction not found in transaction")]</w:t>
-      </w:r>
-      <w:r>
-        <w:rPr>
-          <w:rFonts w:ascii="Consolas" w:cs="Consolas" w:eastAsia="Consolas" w:hAnsi="Consolas"/>
-          <w:sz w:val="18"/>
-          <w:szCs w:val="18"/>
-        </w:rPr>
         <w:br/>
         <w:t xml:space="preserve">    MissingSwapInstruction,</w:t>
-      </w:r>
-      <w:r>
-        <w:rPr>
-          <w:rFonts w:ascii="Consolas" w:cs="Consolas" w:eastAsia="Consolas" w:hAnsi="Consolas"/>
-          <w:sz w:val="18"/>
-          <w:szCs w:val="18"/>
-        </w:rPr>
         <w:br/>
         <w:t xml:space="preserve">    #[msg("Swap instruction destination account does not match escrow record")]</w:t>
-      </w:r>
-      <w:r>
-        <w:rPr>
-          <w:rFonts w:ascii="Consolas" w:cs="Consolas" w:eastAsia="Consolas" w:hAnsi="Consolas"/>
-          <w:sz w:val="18"/>
-          <w:szCs w:val="18"/>
-        </w:rPr>
         <w:br/>
         <w:t xml:space="preserve">    SwapDestinationMismatch,</w:t>
-      </w:r>
-      <w:r>
-        <w:rPr>
-          <w:rFonts w:ascii="Consolas" w:cs="Consolas" w:eastAsia="Consolas" w:hAnsi="Consolas"/>
-          <w:sz w:val="18"/>
-          <w:szCs w:val="18"/>
-        </w:rPr>
         <w:br/>
         <w:t xml:space="preserve">    #[msg("Signer does not match the keeper wallet submitting acceleration")]</w:t>
-      </w:r>
-      <w:r>
-        <w:rPr>
-          <w:rFonts w:ascii="Consolas" w:cs="Consolas" w:eastAsia="Consolas" w:hAnsi="Consolas"/>
-          <w:sz w:val="18"/>
-          <w:szCs w:val="18"/>
-        </w:rPr>
         <w:br/>
         <w:t xml:space="preserve">    KeeperSignerMismatch,</w:t>
-      </w:r>
-      <w:r>
-        <w:rPr>
-          <w:rFonts w:ascii="Consolas" w:cs="Consolas" w:eastAsia="Consolas" w:hAnsi="Consolas"/>
-          <w:sz w:val="18"/>
-          <w:szCs w:val="18"/>
-        </w:rPr>
         <w:br/>
         <w:t xml:space="preserve">    #[msg("Only the original user wallet may call this instruction")]</w:t>
-      </w:r>
-      <w:r>
-        <w:rPr>
-          <w:rFonts w:ascii="Consolas" w:cs="Consolas" w:eastAsia="Consolas" w:hAnsi="Consolas"/>
-          <w:sz w:val="18"/>
-          <w:szCs w:val="18"/>
-        </w:rPr>
         <w:br/>
         <w:t xml:space="preserve">    UnauthorizedUser,</w:t>
-      </w:r>
-      <w:r>
-        <w:rPr>
-          <w:rFonts w:ascii="Consolas" w:cs="Consolas" w:eastAsia="Consolas" w:hAnsi="Consolas"/>
-          <w:sz w:val="18"/>
-          <w:szCs w:val="18"/>
-        </w:rPr>
         <w:br/>
         <w:t xml:space="preserve">    #[msg("Arithmetic overflow")]</w:t>
-      </w:r>
-      <w:r>
-        <w:rPr>
-          <w:rFonts w:ascii="Consolas" w:cs="Consolas" w:eastAsia="Consolas" w:hAnsi="Consolas"/>
-          <w:sz w:val="18"/>
-          <w:szCs w:val="18"/>
-        </w:rPr>
         <w:br/>
         <w:t xml:space="preserve">    Overflow,</w:t>
-      </w:r>
-      <w:r>
-        <w:rPr>
-          <w:rFonts w:ascii="Consolas" w:cs="Consolas" w:eastAsia="Consolas" w:hAnsi="Consolas"/>
-          <w:sz w:val="18"/>
-          <w:szCs w:val="18"/>
-        </w:rPr>
         <w:br/>
         <w:t xml:space="preserve">    #[msg("Fee split does not sum to total buffer")]</w:t>
-      </w:r>
-      <w:r>
-        <w:rPr>
-          <w:rFonts w:ascii="Consolas" w:cs="Consolas" w:eastAsia="Consolas" w:hAnsi="Consolas"/>
-          <w:sz w:val="18"/>
-          <w:szCs w:val="18"/>
-        </w:rPr>
         <w:br/>
         <w:t xml:space="preserve">    FeeSplitMismatch,</w:t>
-      </w:r>
-      <w:r>
-        <w:rPr>
-          <w:rFonts w:ascii="Consolas" w:cs="Consolas" w:eastAsia="Consolas" w:hAnsi="Consolas"/>
-          <w:sz w:val="18"/>
-          <w:szCs w:val="18"/>
-        </w:rPr>
         <w:br/>
         <w:t xml:space="preserve">    #[msg("Supplied swap instruction data is missing or has the wrong discriminator")]</w:t>
-      </w:r>
-      <w:r>
-        <w:rPr>
-          <w:rFonts w:ascii="Consolas" w:cs="Consolas" w:eastAsia="Consolas" w:hAnsi="Consolas"/>
-          <w:sz w:val="18"/>
-          <w:szCs w:val="18"/>
-        </w:rPr>
         <w:br/>
         <w:t xml:space="preserve">    InvalidSwapInstructionData,</w:t>
-      </w:r>
-      <w:r>
-        <w:rPr>
-          <w:rFonts w:ascii="Consolas" w:cs="Consolas" w:eastAsia="Consolas" w:hAnsi="Consolas"/>
-          <w:sz w:val="18"/>
-          <w:szCs w:val="18"/>
-        </w:rPr>
         <w:br/>
         <w:t xml:space="preserve">    #[msg("Swap output was below the escrow's minimum acceptable amount")]</w:t>
-      </w:r>
-      <w:r>
-        <w:rPr>
-          <w:rFonts w:ascii="Consolas" w:cs="Consolas" w:eastAsia="Consolas" w:hAnsi="Consolas"/>
-          <w:sz w:val="18"/>
-          <w:szCs w:val="18"/>
-        </w:rPr>
         <w:br/>
         <w:t xml:space="preserve">    OutputBelowMinimum,</w:t>
-      </w:r>
-      <w:r>
-        <w:rPr>
-          <w:rFonts w:ascii="Consolas" w:cs="Consolas" w:eastAsia="Consolas" w:hAnsi="Consolas"/>
-          <w:sz w:val="18"/>
-          <w:szCs w:val="18"/>
-        </w:rPr>
         <w:br/>
         <w:t xml:space="preserve">    #[msg("A required account (input token account, destination token account, or the real token program) was not found in the supplied swap accounts")]</w:t>
-      </w:r>
-      <w:r>
-        <w:rPr>
-          <w:rFonts w:ascii="Consolas" w:cs="Consolas" w:eastAsia="Consolas" w:hAnsi="Consolas"/>
-          <w:sz w:val="18"/>
-          <w:szCs w:val="18"/>
-        </w:rPr>
         <w:br/>
         <w:t xml:space="preserve">    MissingRequiredSwapAccount,</w:t>
-      </w:r>
-      <w:r>
-        <w:rPr>
-          <w:rFonts w:ascii="Consolas" w:cs="Consolas" w:eastAsia="Consolas" w:hAnsi="Consolas"/>
-          <w:sz w:val="18"/>
-          <w:szCs w:val="18"/>
-        </w:rPr>
         <w:br/>
         <w:t xml:space="preserve">}</w:t>
       </w:r>
@@ -15380,175 +14844,42 @@
           <w:szCs w:val="18"/>
         </w:rPr>
         <w:t xml:space="preserve">pub fn split_share(total: u64, share_bps: u128) -&gt; Result&lt;u64&gt; {</w:t>
-      </w:r>
-      <w:r>
-        <w:rPr>
-          <w:rFonts w:ascii="Consolas" w:cs="Consolas" w:eastAsia="Consolas" w:hAnsi="Consolas"/>
-          <w:sz w:val="18"/>
-          <w:szCs w:val="18"/>
-        </w:rPr>
         <w:br/>
         <w:t xml:space="preserve">    u64::try_from((total as u128) * share_bps / BASIS_POINTS_DIVISOR)</w:t>
-      </w:r>
-      <w:r>
-        <w:rPr>
-          <w:rFonts w:ascii="Consolas" w:cs="Consolas" w:eastAsia="Consolas" w:hAnsi="Consolas"/>
-          <w:sz w:val="18"/>
-          <w:szCs w:val="18"/>
-        </w:rPr>
         <w:br/>
         <w:t xml:space="preserve">        .map_err(|_| InertiaError::Overflow.into())</w:t>
-      </w:r>
-      <w:r>
-        <w:rPr>
-          <w:rFonts w:ascii="Consolas" w:cs="Consolas" w:eastAsia="Consolas" w:hAnsi="Consolas"/>
-          <w:sz w:val="18"/>
-          <w:szCs w:val="18"/>
-        </w:rPr>
         <w:br/>
         <w:t xml:space="preserve">}</w:t>
-      </w:r>
-      <w:r>
-        <w:rPr>
-          <w:rFonts w:ascii="Consolas" w:cs="Consolas" w:eastAsia="Consolas" w:hAnsi="Consolas"/>
-          <w:sz w:val="18"/>
-          <w:szCs w:val="18"/>
-        </w:rPr>
         <w:br/>
         <w:t xml:space="preserve"/>
-      </w:r>
-      <w:r>
-        <w:rPr>
-          <w:rFonts w:ascii="Consolas" w:cs="Consolas" w:eastAsia="Consolas" w:hAnsi="Consolas"/>
-          <w:sz w:val="18"/>
-          <w:szCs w:val="18"/>
-        </w:rPr>
         <w:br/>
         <w:t xml:space="preserve">pub fn move_lamports&lt;'info&gt;(</w:t>
-      </w:r>
-      <w:r>
-        <w:rPr>
-          <w:rFonts w:ascii="Consolas" w:cs="Consolas" w:eastAsia="Consolas" w:hAnsi="Consolas"/>
-          <w:sz w:val="18"/>
-          <w:szCs w:val="18"/>
-        </w:rPr>
         <w:br/>
         <w:t xml:space="preserve">    from: &amp;AccountInfo&lt;'info&gt;,</w:t>
-      </w:r>
-      <w:r>
-        <w:rPr>
-          <w:rFonts w:ascii="Consolas" w:cs="Consolas" w:eastAsia="Consolas" w:hAnsi="Consolas"/>
-          <w:sz w:val="18"/>
-          <w:szCs w:val="18"/>
-        </w:rPr>
         <w:br/>
         <w:t xml:space="preserve">    to: &amp;AccountInfo&lt;'info&gt;,</w:t>
-      </w:r>
-      <w:r>
-        <w:rPr>
-          <w:rFonts w:ascii="Consolas" w:cs="Consolas" w:eastAsia="Consolas" w:hAnsi="Consolas"/>
-          <w:sz w:val="18"/>
-          <w:szCs w:val="18"/>
-        </w:rPr>
         <w:br/>
         <w:t xml:space="preserve">    amount: u64,</w:t>
-      </w:r>
-      <w:r>
-        <w:rPr>
-          <w:rFonts w:ascii="Consolas" w:cs="Consolas" w:eastAsia="Consolas" w:hAnsi="Consolas"/>
-          <w:sz w:val="18"/>
-          <w:szCs w:val="18"/>
-        </w:rPr>
         <w:br/>
         <w:t xml:space="preserve">) -&gt; Result&lt;()&gt; {</w:t>
-      </w:r>
-      <w:r>
-        <w:rPr>
-          <w:rFonts w:ascii="Consolas" w:cs="Consolas" w:eastAsia="Consolas" w:hAnsi="Consolas"/>
-          <w:sz w:val="18"/>
-          <w:szCs w:val="18"/>
-        </w:rPr>
         <w:br/>
         <w:t xml:space="preserve">    **from.try_borrow_mut_lamports()? = from</w:t>
-      </w:r>
-      <w:r>
-        <w:rPr>
-          <w:rFonts w:ascii="Consolas" w:cs="Consolas" w:eastAsia="Consolas" w:hAnsi="Consolas"/>
-          <w:sz w:val="18"/>
-          <w:szCs w:val="18"/>
-        </w:rPr>
         <w:br/>
         <w:t xml:space="preserve">        .lamports()</w:t>
-      </w:r>
-      <w:r>
-        <w:rPr>
-          <w:rFonts w:ascii="Consolas" w:cs="Consolas" w:eastAsia="Consolas" w:hAnsi="Consolas"/>
-          <w:sz w:val="18"/>
-          <w:szCs w:val="18"/>
-        </w:rPr>
         <w:br/>
         <w:t xml:space="preserve">        .checked_sub(amount)</w:t>
-      </w:r>
-      <w:r>
-        <w:rPr>
-          <w:rFonts w:ascii="Consolas" w:cs="Consolas" w:eastAsia="Consolas" w:hAnsi="Consolas"/>
-          <w:sz w:val="18"/>
-          <w:szCs w:val="18"/>
-        </w:rPr>
         <w:br/>
         <w:t xml:space="preserve">        .ok_or(InertiaError::Overflow)?;</w:t>
-      </w:r>
-      <w:r>
-        <w:rPr>
-          <w:rFonts w:ascii="Consolas" w:cs="Consolas" w:eastAsia="Consolas" w:hAnsi="Consolas"/>
-          <w:sz w:val="18"/>
-          <w:szCs w:val="18"/>
-        </w:rPr>
         <w:br/>
         <w:t xml:space="preserve">    **to.try_borrow_mut_lamports()? = to</w:t>
-      </w:r>
-      <w:r>
-        <w:rPr>
-          <w:rFonts w:ascii="Consolas" w:cs="Consolas" w:eastAsia="Consolas" w:hAnsi="Consolas"/>
-          <w:sz w:val="18"/>
-          <w:szCs w:val="18"/>
-        </w:rPr>
         <w:br/>
         <w:t xml:space="preserve">        .lamports()</w:t>
-      </w:r>
-      <w:r>
-        <w:rPr>
-          <w:rFonts w:ascii="Consolas" w:cs="Consolas" w:eastAsia="Consolas" w:hAnsi="Consolas"/>
-          <w:sz w:val="18"/>
-          <w:szCs w:val="18"/>
-        </w:rPr>
         <w:br/>
         <w:t xml:space="preserve">        .checked_add(amount)</w:t>
-      </w:r>
-      <w:r>
-        <w:rPr>
-          <w:rFonts w:ascii="Consolas" w:cs="Consolas" w:eastAsia="Consolas" w:hAnsi="Consolas"/>
-          <w:sz w:val="18"/>
-          <w:szCs w:val="18"/>
-        </w:rPr>
         <w:br/>
         <w:t xml:space="preserve">        .ok_or(InertiaError::Overflow)?;</w:t>
-      </w:r>
-      <w:r>
-        <w:rPr>
-          <w:rFonts w:ascii="Consolas" w:cs="Consolas" w:eastAsia="Consolas" w:hAnsi="Consolas"/>
-          <w:sz w:val="18"/>
-          <w:szCs w:val="18"/>
-        </w:rPr>
         <w:br/>
         <w:t xml:space="preserve">    Ok(())</w:t>
-      </w:r>
-      <w:r>
-        <w:rPr>
-          <w:rFonts w:ascii="Consolas" w:cs="Consolas" w:eastAsia="Consolas" w:hAnsi="Consolas"/>
-          <w:sz w:val="18"/>
-          <w:szCs w:val="18"/>
-        </w:rPr>
         <w:br/>
         <w:t xml:space="preserve">}</w:t>
       </w:r>

--- a/Inertia_Protocol_Technical_Report.docx
+++ b/Inertia_Protocol_Technical_Report.docx
@@ -3754,6 +3754,116 @@
     </w:p>
     <w:p>
       <w:pPr>
+        <w:pStyle w:val="Heading3"/>
+        <w:spacing w:after="120" w:before="240"/>
+      </w:pPr>
+      <w:r>
+        <w:rPr>
+          <w:b/>
+          <w:bCs/>
+        </w:rPr>
+        <w:t xml:space="preserve">12.17 Day 9, continued: the landing page actually showed none of this</w:t>
+      </w:r>
+    </w:p>
+    <w:p>
+      <w:pPr>
+        <w:spacing w:after="160" w:line="276"/>
+        <w:jc w:val="both"/>
+      </w:pPr>
+      <w:r>
+        <w:rPr>
+          <w:rFonts w:ascii="Calibri" w:cs="Calibri" w:eastAsia="Calibri" w:hAnsi="Calibri"/>
+          <w:sz w:val="22"/>
+          <w:szCs w:val="22"/>
+        </w:rPr>
+        <w:t xml:space="preserve">A direct, external review of the live site made a specific, checkable claim: the landing page showed a headline, a one-sentence description, and a single “View Docs” link — no program ID, no explorer links, no mention of the three real DEX integrations, nothing a reviewer could verify without leaving the page. That claim was checked against the actual production HTML rather than accepted or dismissed on faith, and it was correct: everything documented elsewhere in this repository was genuinely absent from the one page most visitors would actually land on first.</w:t>
+      </w:r>
+    </w:p>
+    <w:p>
+      <w:pPr>
+        <w:spacing w:after="160" w:line="276"/>
+        <w:jc w:val="both"/>
+      </w:pPr>
+      <w:r>
+        <w:rPr>
+          <w:rFonts w:ascii="Calibri" w:cs="Calibri" w:eastAsia="Calibri" w:hAnsi="Calibri"/>
+          <w:sz w:val="22"/>
+          <w:szCs w:val="22"/>
+        </w:rPr>
+        <w:t xml:space="preserve">Fixed with two additions, both verified against the live production site afterward, not just the local build: a scroll-anchored proof section below the hero (program ID linked to the explorer, a live status line, four real transaction cards — the Orca, Raydium, and Meteora rescues plus a concurrent keeper-race win — and one-click links to the integration guide, risk register, and keeper walkthrough), and, after a second round of the same review correctly noting the hero itself still showed none of it above the fold, a compact status pill inside the hero's own first viewport linking down to the full section.</w:t>
+      </w:r>
+    </w:p>
+    <w:p>
+      <w:pPr>
+        <w:pStyle w:val="Heading3"/>
+        <w:spacing w:after="120" w:before="240"/>
+      </w:pPr>
+      <w:r>
+        <w:rPr>
+          <w:b/>
+          <w:bCs/>
+        </w:rPr>
+        <w:t xml:space="preserve">12.18 Day 9, continued: a human-triggerable demo, and a real network constraint found building it</w:t>
+      </w:r>
+    </w:p>
+    <w:p>
+      <w:pPr>
+        <w:spacing w:after="160" w:line="276"/>
+        <w:jc w:val="both"/>
+      </w:pPr>
+      <w:r>
+        <w:rPr>
+          <w:rFonts w:ascii="Calibri" w:cs="Calibri" w:eastAsia="Calibri" w:hAnsi="Calibri"/>
+          <w:sz w:val="22"/>
+          <w:szCs w:val="22"/>
+        </w:rPr>
+        <w:t xml:space="preserve">Every proof up to this point was something the project's own author generated — the activity generator, the keeper bots, the demo scripts. A materially different form of evidence is a stranger causing a real rescue themselves, with their own hands, on a live site, rather than reading a claim about what already happened. That is what this feature adds: a page where a visitor's action creates a real, unexecuted escrow — the same deliberate-non-execution pattern the activity generator already uses — and the same two live keeper bots, which have no way of knowing the escrow came from a human rather than a script, discover and rescue it within seconds.</w:t>
+      </w:r>
+    </w:p>
+    <w:p>
+      <w:pPr>
+        <w:spacing w:after="160" w:line="276"/>
+        <w:jc w:val="both"/>
+      </w:pPr>
+      <w:r>
+        <w:rPr>
+          <w:rFonts w:ascii="Calibri" w:cs="Calibri" w:eastAsia="Calibri" w:hAnsi="Calibri"/>
+          <w:sz w:val="22"/>
+          <w:szCs w:val="22"/>
+        </w:rPr>
+        <w:t xml:space="preserve">The first implementation used a Cloudflare Worker holding a funded server-side signing key, so a visitor's click alone (no wallet required) would trigger the whole flow. Building it surfaced a real, previously unknown constraint, isolated methodically rather than assumed: Solana's public devnet RPC (api.devnet.solana.com) returns “Your IP or provider is blocked from this endpoint” to every request originating from Cloudflare Workers' network, regardless of request headers — confirmed by testing three different header combinations, all identically rejected, then confirmed further that the same machine's plain curl requests to the identical endpoint succeeded normally, isolating the block to Cloudflare's network specifically rather than the local environment. Two alternative free devnet RPC endpoints were checked as a possible substitute; one required its own API key, the other did not exist at the URL tried. This is not a local-development-only issue — wrangler's local dev mode routes real outbound network calls the same way production would, so the identical block would have applied to the deployed version.</w:t>
+      </w:r>
+    </w:p>
+    <w:p>
+      <w:pPr>
+        <w:spacing w:after="160" w:line="276"/>
+        <w:jc w:val="both"/>
+      </w:pPr>
+      <w:r>
+        <w:rPr>
+          <w:rFonts w:ascii="Calibri" w:cs="Calibri" w:eastAsia="Calibri" w:hAnsi="Calibri"/>
+          <w:sz w:val="22"/>
+          <w:szCs w:val="22"/>
+        </w:rPr>
+        <w:t xml:space="preserve">Rather than pay for a keyed RPC provider or move the backend to a different host, the architecture was reconsidered from the constraint outward: since Cloudflare's network, not generic cloud infrastructure, was specifically what api.devnet.solana.com blocked, a visitor's own browser — on their own network — was never actually blocked at all. The shipped version removes the server-side signing key and Worker backend entirely: the visitor connects their own Phantom wallet (set to devnet), the browser builds the same initialize_escrow transaction directly against the real IDL-derived instruction encoding, requests a devnet airdrop automatically if their balance is insufficient, and the wallet signs it. No funding wallet to protect, no rate limit to enforce against a shared resource, no server secret at all — a smaller, more honest design than the one it replaced, reached by treating a real blocker as a reason to reconsider the architecture rather than route around it with more code.</w:t>
+      </w:r>
+    </w:p>
+    <w:p>
+      <w:pPr>
+        <w:spacing w:after="160" w:line="276"/>
+        <w:jc w:val="both"/>
+      </w:pPr>
+      <w:r>
+        <w:rPr>
+          <w:rFonts w:ascii="Calibri" w:cs="Calibri" w:eastAsia="Calibri" w:hAnsi="Calibri"/>
+          <w:sz w:val="22"/>
+          <w:szCs w:val="22"/>
+        </w:rPr>
+        <w:t xml:space="preserve">Verified end to end with a real wallet, not just a clean build: a real escrow created and signed by an actual Phantom wallet, discovered and rescued by the live keepers within the expected window, both the creation and rescue transactions confirmed on-chain. The demo is live at /demo, linked from a dedicated call-to-action on the landing page itself.</w:t>
+      </w:r>
+    </w:p>
+    <w:p>
+      <w:pPr>
         <w:pStyle w:val="Heading2"/>
         <w:spacing w:after="160" w:before="320"/>
       </w:pPr>
@@ -3953,6 +4063,20 @@
           <w:szCs w:val="22"/>
         </w:rPr>
         <w:t xml:space="preserve">Keeper race safety under real concurrent competition is now proven (Section 12.14): two independently-keyed keepers racing the same live escrows produced zero double-spends and zero stuck funds across dozens of real races. Keeper race fairness has real, but not conclusive, supporting evidence — the win distribution converged toward even over a larger sample, arguing against pure determinism, but genuine keeper diversity (independent operators, varied infrastructure and latency) has not been tested, since both identities in this run shared the same machine and the same RPC connection.</w:t>
+      </w:r>
+    </w:p>
+    <w:p>
+      <w:pPr>
+        <w:spacing w:after="160" w:line="276"/>
+        <w:jc w:val="both"/>
+      </w:pPr>
+      <w:r>
+        <w:rPr>
+          <w:rFonts w:ascii="Calibri" w:cs="Calibri" w:eastAsia="Calibri" w:hAnsi="Calibri"/>
+          <w:sz w:val="22"/>
+          <w:szCs w:val="22"/>
+        </w:rPr>
+        <w:t xml:space="preserve">The human-triggerable demo (Section 12.18) narrows, without closing, the “deliberate, not organic” gap noted above: an escrow created through it is signed by a real visitor's own wallet, not generated by this project's own scripts — but the visitor is still someone directed to the site by this project, not an unprompted third-party integrator, so it is a genuinely different and stronger form of evidence than the activity generator alone, not a substitute for real organic integration.</w:t>
       </w:r>
     </w:p>
     <w:p>
@@ -14405,6 +14529,8 @@
         <w:t xml:space="preserve">├── site/                     public site + /docs, same repository,</w:t>
         <w:br/>
         <w:t xml:space="preserve">│                              deployed via Cloudflare Workers (Section 12.16)</w:t>
+        <w:br/>
+        <w:t xml:space="preserve">│   └── app/demo/            wallet-signed live demo (Section 12.18)</w:t>
         <w:br/>
         <w:t xml:space="preserve">├── README.md</w:t>
         <w:br/>
